--- a/extra_addons/hr_overtime_management/doc/HR_Overtime_Management_Full_Documentation.docx
+++ b/extra_addons/hr_overtime_management/doc/HR_Overtime_Management_Full_Documentation.docx
@@ -43,9 +43,9 @@
         </w:rPr>
         <w:t>Modules: hr_overtime_management + hr_overtime_payroll (optional)</w:t>
         <w:br/>
-        <w:t>Version: 19.0.1.0.3</w:t>
+        <w:t>Version: 19.0.1.4.0</w:t>
         <w:br/>
-        <w:t>Document date: July 05, 2026</w:t>
+        <w:t>Document date: July 06, 2026</w:t>
         <w:br/>
         <w:t>Database: odoo19</w:t>
       </w:r>
@@ -104,7 +104,7 @@
           <w:color w:val="0E2841"/>
           <w:sz w:val="36"/>
         </w:rPr>
-        <w:t>2. Business Need &amp; Objectives</w:t>
+        <w:t>2. What Was Customized vs What Already Existed in Odoo</w:t>
       </w:r>
     </w:p>
     <w:p>
@@ -116,7 +116,734 @@
           <w:color w:val="333333"/>
           <w:sz w:val="22"/>
         </w:rPr>
-        <w:t>The following business requirements drove this development:</w:t>
+        <w:t>This section separates deliverables built for your organization from standard Odoo features that were reused without re-implementing them.</w:t>
+      </w:r>
+    </w:p>
+    <w:p>
+      <w:pPr>
+        <w:spacing w:before="200" w:after="80"/>
+      </w:pPr>
+      <w:r>
+        <w:rPr>
+          <w:b/>
+          <w:color w:val="156082"/>
+          <w:sz w:val="28"/>
+        </w:rPr>
+        <w:t>2.1 Already Existed in Odoo (Reused)</w:t>
+      </w:r>
+    </w:p>
+    <w:tbl>
+      <w:tblPr>
+        <w:tblStyle w:val="TableGrid"/>
+        <w:tblW w:type="auto" w:w="0"/>
+        <w:tblLook w:firstColumn="1" w:firstRow="1" w:lastColumn="0" w:lastRow="0" w:noHBand="0" w:noVBand="1" w:val="04A0"/>
+      </w:tblPr>
+      <w:tblGrid>
+        <w:gridCol w:w="5400"/>
+        <w:gridCol w:w="5400"/>
+      </w:tblGrid>
+      <w:tr>
+        <w:tc>
+          <w:tcPr>
+            <w:tcW w:type="dxa" w:w="5400"/>
+          </w:tcPr>
+          <w:p>
+            <w:pPr>
+              <w:shd w:fill="0E2841" w:val="clear"/>
+            </w:pPr>
+            <w:r>
+              <w:rPr>
+                <w:b/>
+                <w:color w:val="FFFFFF"/>
+                <w:sz w:val="20"/>
+              </w:rPr>
+              <w:t>Odoo Standard</w:t>
+            </w:r>
+          </w:p>
+        </w:tc>
+        <w:tc>
+          <w:tcPr>
+            <w:tcW w:type="dxa" w:w="5400"/>
+          </w:tcPr>
+          <w:p>
+            <w:pPr>
+              <w:shd w:fill="0E2841" w:val="clear"/>
+            </w:pPr>
+            <w:r>
+              <w:rPr>
+                <w:b/>
+                <w:color w:val="FFFFFF"/>
+                <w:sz w:val="20"/>
+              </w:rPr>
+              <w:t>How We Use It</w:t>
+            </w:r>
+          </w:p>
+        </w:tc>
+      </w:tr>
+      <w:tr>
+        <w:tc>
+          <w:tcPr>
+            <w:tcW w:type="dxa" w:w="5400"/>
+          </w:tcPr>
+          <w:p>
+            <w:r>
+              <w:rPr>
+                <w:sz w:val="18"/>
+              </w:rPr>
+              <w:t>hr.employee + parent_id chain</w:t>
+            </w:r>
+          </w:p>
+        </w:tc>
+        <w:tc>
+          <w:tcPr>
+            <w:tcW w:type="dxa" w:w="5400"/>
+          </w:tcPr>
+          <w:p>
+            <w:r>
+              <w:rPr>
+                <w:sz w:val="18"/>
+              </w:rPr>
+              <w:t>Manager / upper-manager resolution (same idea as Time Off)</w:t>
+            </w:r>
+          </w:p>
+        </w:tc>
+      </w:tr>
+      <w:tr>
+        <w:tc>
+          <w:tcPr>
+            <w:tcW w:type="dxa" w:w="5400"/>
+          </w:tcPr>
+          <w:p>
+            <w:r>
+              <w:rPr>
+                <w:sz w:val="18"/>
+              </w:rPr>
+              <w:t>hr.version (contract wage)</w:t>
+            </w:r>
+          </w:p>
+        </w:tc>
+        <w:tc>
+          <w:tcPr>
+            <w:tcW w:type="dxa" w:w="5400"/>
+          </w:tcPr>
+          <w:p>
+            <w:r>
+              <w:rPr>
+                <w:sz w:val="18"/>
+              </w:rPr>
+              <w:t>Hourly cost from employee wage and work schedule</w:t>
+            </w:r>
+          </w:p>
+        </w:tc>
+      </w:tr>
+      <w:tr>
+        <w:tc>
+          <w:tcPr>
+            <w:tcW w:type="dxa" w:w="5400"/>
+          </w:tcPr>
+          <w:p>
+            <w:r>
+              <w:rPr>
+                <w:sz w:val="18"/>
+              </w:rPr>
+              <w:t>project.project / project.task</w:t>
+            </w:r>
+          </w:p>
+        </w:tc>
+        <w:tc>
+          <w:tcPr>
+            <w:tcW w:type="dxa" w:w="5400"/>
+          </w:tcPr>
+          <w:p>
+            <w:r>
+              <w:rPr>
+                <w:sz w:val="18"/>
+              </w:rPr>
+              <w:t>Project &amp; task on each overtime request</w:t>
+            </w:r>
+          </w:p>
+        </w:tc>
+      </w:tr>
+      <w:tr>
+        <w:tc>
+          <w:tcPr>
+            <w:tcW w:type="dxa" w:w="5400"/>
+          </w:tcPr>
+          <w:p>
+            <w:r>
+              <w:rPr>
+                <w:sz w:val="18"/>
+              </w:rPr>
+              <w:t>account.analytic.line (hr_timesheet)</w:t>
+            </w:r>
+          </w:p>
+        </w:tc>
+        <w:tc>
+          <w:tcPr>
+            <w:tcW w:type="dxa" w:w="5400"/>
+          </w:tcPr>
+          <w:p>
+            <w:r>
+              <w:rPr>
+                <w:sz w:val="18"/>
+              </w:rPr>
+              <w:t>Optional timesheet line on final approval</w:t>
+            </w:r>
+          </w:p>
+        </w:tc>
+      </w:tr>
+      <w:tr>
+        <w:tc>
+          <w:tcPr>
+            <w:tcW w:type="dxa" w:w="5400"/>
+          </w:tcPr>
+          <w:p>
+            <w:r>
+              <w:rPr>
+                <w:sz w:val="18"/>
+              </w:rPr>
+              <w:t>resource.calendar.leaves</w:t>
+            </w:r>
+          </w:p>
+        </w:tc>
+        <w:tc>
+          <w:tcPr>
+            <w:tcW w:type="dxa" w:w="5400"/>
+          </w:tcPr>
+          <w:p>
+            <w:r>
+              <w:rPr>
+                <w:sz w:val="18"/>
+              </w:rPr>
+              <w:t>Public holidays / calendar days off for auto type detection</w:t>
+            </w:r>
+          </w:p>
+        </w:tc>
+      </w:tr>
+      <w:tr>
+        <w:tc>
+          <w:tcPr>
+            <w:tcW w:type="dxa" w:w="5400"/>
+          </w:tcPr>
+          <w:p>
+            <w:r>
+              <w:rPr>
+                <w:sz w:val="18"/>
+              </w:rPr>
+              <w:t>mail.thread / mail.activity</w:t>
+            </w:r>
+          </w:p>
+        </w:tc>
+        <w:tc>
+          <w:tcPr>
+            <w:tcW w:type="dxa" w:w="5400"/>
+          </w:tcPr>
+          <w:p>
+            <w:r>
+              <w:rPr>
+                <w:sz w:val="18"/>
+              </w:rPr>
+              <w:t>Chatter, notifications, approval activities</w:t>
+            </w:r>
+          </w:p>
+        </w:tc>
+      </w:tr>
+      <w:tr>
+        <w:tc>
+          <w:tcPr>
+            <w:tcW w:type="dxa" w:w="5400"/>
+          </w:tcPr>
+          <w:p>
+            <w:r>
+              <w:rPr>
+                <w:sz w:val="18"/>
+              </w:rPr>
+              <w:t>res.company multi-company</w:t>
+            </w:r>
+          </w:p>
+        </w:tc>
+        <w:tc>
+          <w:tcPr>
+            <w:tcW w:type="dxa" w:w="5400"/>
+          </w:tcPr>
+          <w:p>
+            <w:r>
+              <w:rPr>
+                <w:sz w:val="18"/>
+              </w:rPr>
+              <w:t>Company branches, record rules, allowed companies</w:t>
+            </w:r>
+          </w:p>
+        </w:tc>
+      </w:tr>
+      <w:tr>
+        <w:tc>
+          <w:tcPr>
+            <w:tcW w:type="dxa" w:w="5400"/>
+          </w:tcPr>
+          <w:p>
+            <w:r>
+              <w:rPr>
+                <w:sz w:val="18"/>
+              </w:rPr>
+              <w:t>hr_payroll (optional)</w:t>
+            </w:r>
+          </w:p>
+        </w:tc>
+        <w:tc>
+          <w:tcPr>
+            <w:tcW w:type="dxa" w:w="5400"/>
+          </w:tcPr>
+          <w:p>
+            <w:r>
+              <w:rPr>
+                <w:sz w:val="18"/>
+              </w:rPr>
+              <w:t>Payslip input via hr_overtime_payroll glue module only</w:t>
+            </w:r>
+          </w:p>
+        </w:tc>
+      </w:tr>
+      <w:tr>
+        <w:tc>
+          <w:tcPr>
+            <w:tcW w:type="dxa" w:w="5400"/>
+          </w:tcPr>
+          <w:p>
+            <w:r>
+              <w:rPr>
+                <w:sz w:val="18"/>
+              </w:rPr>
+              <w:t>Security groups (res.groups)</w:t>
+            </w:r>
+          </w:p>
+        </w:tc>
+        <w:tc>
+          <w:tcPr>
+            <w:tcW w:type="dxa" w:w="5400"/>
+          </w:tcPr>
+          <w:p>
+            <w:r>
+              <w:rPr>
+                <w:sz w:val="18"/>
+              </w:rPr>
+              <w:t>Standard privilege / group pattern</w:t>
+            </w:r>
+          </w:p>
+        </w:tc>
+      </w:tr>
+    </w:tbl>
+    <w:p/>
+    <w:p>
+      <w:pPr>
+        <w:spacing w:before="200" w:after="80"/>
+      </w:pPr>
+      <w:r>
+        <w:rPr>
+          <w:b/>
+          <w:color w:val="156082"/>
+          <w:sz w:val="28"/>
+        </w:rPr>
+        <w:t>2.2 Custom-Built for This Project</w:t>
+      </w:r>
+    </w:p>
+    <w:tbl>
+      <w:tblPr>
+        <w:tblStyle w:val="TableGrid"/>
+        <w:tblW w:type="auto" w:w="0"/>
+        <w:tblLook w:firstColumn="1" w:firstRow="1" w:lastColumn="0" w:lastRow="0" w:noHBand="0" w:noVBand="1" w:val="04A0"/>
+      </w:tblPr>
+      <w:tblGrid>
+        <w:gridCol w:w="5400"/>
+        <w:gridCol w:w="5400"/>
+      </w:tblGrid>
+      <w:tr>
+        <w:tc>
+          <w:tcPr>
+            <w:tcW w:type="dxa" w:w="5400"/>
+          </w:tcPr>
+          <w:p>
+            <w:pPr>
+              <w:shd w:fill="0E2841" w:val="clear"/>
+            </w:pPr>
+            <w:r>
+              <w:rPr>
+                <w:b/>
+                <w:color w:val="FFFFFF"/>
+                <w:sz w:val="20"/>
+              </w:rPr>
+              <w:t>Custom Component</w:t>
+            </w:r>
+          </w:p>
+        </w:tc>
+        <w:tc>
+          <w:tcPr>
+            <w:tcW w:type="dxa" w:w="5400"/>
+          </w:tcPr>
+          <w:p>
+            <w:pPr>
+              <w:shd w:fill="0E2841" w:val="clear"/>
+            </w:pPr>
+            <w:r>
+              <w:rPr>
+                <w:b/>
+                <w:color w:val="FFFFFF"/>
+                <w:sz w:val="20"/>
+              </w:rPr>
+              <w:t>Purpose</w:t>
+            </w:r>
+          </w:p>
+        </w:tc>
+      </w:tr>
+      <w:tr>
+        <w:tc>
+          <w:tcPr>
+            <w:tcW w:type="dxa" w:w="5400"/>
+          </w:tcPr>
+          <w:p>
+            <w:r>
+              <w:rPr>
+                <w:sz w:val="18"/>
+              </w:rPr>
+              <w:t>hr.overtime.request</w:t>
+            </w:r>
+          </w:p>
+        </w:tc>
+        <w:tc>
+          <w:tcPr>
+            <w:tcW w:type="dxa" w:w="5400"/>
+          </w:tcPr>
+          <w:p>
+            <w:r>
+              <w:rPr>
+                <w:sz w:val="18"/>
+              </w:rPr>
+              <w:t>Main overtime request with workflow states</w:t>
+            </w:r>
+          </w:p>
+        </w:tc>
+      </w:tr>
+      <w:tr>
+        <w:tc>
+          <w:tcPr>
+            <w:tcW w:type="dxa" w:w="5400"/>
+          </w:tcPr>
+          <w:p>
+            <w:r>
+              <w:rPr>
+                <w:sz w:val="18"/>
+              </w:rPr>
+              <w:t>hr.overtime.type</w:t>
+            </w:r>
+          </w:p>
+        </w:tc>
+        <w:tc>
+          <w:tcPr>
+            <w:tcW w:type="dxa" w:w="5400"/>
+          </w:tcPr>
+          <w:p>
+            <w:r>
+              <w:rPr>
+                <w:sz w:val="18"/>
+              </w:rPr>
+              <w:t>Per-branch rate categories: Regular, Weekend, Day Off</w:t>
+            </w:r>
+          </w:p>
+        </w:tc>
+      </w:tr>
+      <w:tr>
+        <w:tc>
+          <w:tcPr>
+            <w:tcW w:type="dxa" w:w="5400"/>
+          </w:tcPr>
+          <w:p>
+            <w:r>
+              <w:rPr>
+                <w:sz w:val="18"/>
+              </w:rPr>
+              <w:t>hr.overtime.approval.line</w:t>
+            </w:r>
+          </w:p>
+        </w:tc>
+        <w:tc>
+          <w:tcPr>
+            <w:tcW w:type="dxa" w:w="5400"/>
+          </w:tcPr>
+          <w:p>
+            <w:r>
+              <w:rPr>
+                <w:sz w:val="18"/>
+              </w:rPr>
+              <w:t>Audit trail for each approval step</w:t>
+            </w:r>
+          </w:p>
+        </w:tc>
+      </w:tr>
+      <w:tr>
+        <w:tc>
+          <w:tcPr>
+            <w:tcW w:type="dxa" w:w="5400"/>
+          </w:tcPr>
+          <w:p>
+            <w:r>
+              <w:rPr>
+                <w:sz w:val="18"/>
+              </w:rPr>
+              <w:t>hr.approval.chain.service</w:t>
+            </w:r>
+          </w:p>
+        </w:tc>
+        <w:tc>
+          <w:tcPr>
+            <w:tcW w:type="dxa" w:w="5400"/>
+          </w:tcPr>
+          <w:p>
+            <w:r>
+              <w:rPr>
+                <w:sz w:val="18"/>
+              </w:rPr>
+              <w:t>Reusable approval-chain resolver (manager → HR)</w:t>
+            </w:r>
+          </w:p>
+        </w:tc>
+      </w:tr>
+      <w:tr>
+        <w:tc>
+          <w:tcPr>
+            <w:tcW w:type="dxa" w:w="5400"/>
+          </w:tcPr>
+          <w:p>
+            <w:r>
+              <w:rPr>
+                <w:sz w:val="18"/>
+              </w:rPr>
+              <w:t>hr.approval.chain.mixin</w:t>
+            </w:r>
+          </w:p>
+        </w:tc>
+        <w:tc>
+          <w:tcPr>
+            <w:tcW w:type="dxa" w:w="5400"/>
+          </w:tcPr>
+          <w:p>
+            <w:r>
+              <w:rPr>
+                <w:sz w:val="18"/>
+              </w:rPr>
+              <w:t>Reusable submit / approve / refuse workflow</w:t>
+            </w:r>
+          </w:p>
+        </w:tc>
+      </w:tr>
+      <w:tr>
+        <w:tc>
+          <w:tcPr>
+            <w:tcW w:type="dxa" w:w="5400"/>
+          </w:tcPr>
+          <w:p>
+            <w:r>
+              <w:rPr>
+                <w:sz w:val="18"/>
+              </w:rPr>
+              <w:t>Auto overtime type by date</w:t>
+            </w:r>
+          </w:p>
+        </w:tc>
+        <w:tc>
+          <w:tcPr>
+            <w:tcW w:type="dxa" w:w="5400"/>
+          </w:tcPr>
+          <w:p>
+            <w:r>
+              <w:rPr>
+                <w:sz w:val="18"/>
+              </w:rPr>
+              <w:t>Picks Regular / Weekend / Day Off from datetime + calendar</w:t>
+            </w:r>
+          </w:p>
+        </w:tc>
+      </w:tr>
+      <w:tr>
+        <w:tc>
+          <w:tcPr>
+            <w:tcW w:type="dxa" w:w="5400"/>
+          </w:tcPr>
+          <w:p>
+            <w:r>
+              <w:rPr>
+                <w:sz w:val="18"/>
+              </w:rPr>
+              <w:t>Per-company type provisioning</w:t>
+            </w:r>
+          </w:p>
+        </w:tc>
+        <w:tc>
+          <w:tcPr>
+            <w:tcW w:type="dxa" w:w="5400"/>
+          </w:tcPr>
+          <w:p>
+            <w:r>
+              <w:rPr>
+                <w:sz w:val="18"/>
+              </w:rPr>
+              <w:t>Each company branch gets its own 3 types + multipliers</w:t>
+            </w:r>
+          </w:p>
+        </w:tc>
+      </w:tr>
+      <w:tr>
+        <w:tc>
+          <w:tcPr>
+            <w:tcW w:type="dxa" w:w="5400"/>
+          </w:tcPr>
+          <w:p>
+            <w:r>
+              <w:rPr>
+                <w:sz w:val="18"/>
+              </w:rPr>
+              <w:t>Middle-East weekend (Fri/Sat)</w:t>
+            </w:r>
+          </w:p>
+        </w:tc>
+        <w:tc>
+          <w:tcPr>
+            <w:tcW w:type="dxa" w:w="5400"/>
+          </w:tcPr>
+          <w:p>
+            <w:r>
+              <w:rPr>
+                <w:sz w:val="18"/>
+              </w:rPr>
+              <w:t>Configurable weekend weekdays per company</w:t>
+            </w:r>
+          </w:p>
+        </w:tc>
+      </w:tr>
+      <w:tr>
+        <w:tc>
+          <w:tcPr>
+            <w:tcW w:type="dxa" w:w="5400"/>
+          </w:tcPr>
+          <w:p>
+            <w:r>
+              <w:rPr>
+                <w:sz w:val="18"/>
+              </w:rPr>
+              <w:t>Multi-company employee access</w:t>
+            </w:r>
+          </w:p>
+        </w:tc>
+        <w:tc>
+          <w:tcPr>
+            <w:tcW w:type="dxa" w:w="5400"/>
+          </w:tcPr>
+          <w:p>
+            <w:r>
+              <w:rPr>
+                <w:sz w:val="18"/>
+              </w:rPr>
+              <w:t>Employees only see projects / companies they belong to</w:t>
+            </w:r>
+          </w:p>
+        </w:tc>
+      </w:tr>
+      <w:tr>
+        <w:tc>
+          <w:tcPr>
+            <w:tcW w:type="dxa" w:w="5400"/>
+          </w:tcPr>
+          <w:p>
+            <w:r>
+              <w:rPr>
+                <w:sz w:val="18"/>
+              </w:rPr>
+              <w:t>overtime_error_handler.js</w:t>
+            </w:r>
+          </w:p>
+        </w:tc>
+        <w:tc>
+          <w:tcPr>
+            <w:tcW w:type="dxa" w:w="5400"/>
+          </w:tcPr>
+          <w:p>
+            <w:r>
+              <w:rPr>
+                <w:sz w:val="18"/>
+              </w:rPr>
+              <w:t>Friendly snackbar for company / access errors</w:t>
+            </w:r>
+          </w:p>
+        </w:tc>
+      </w:tr>
+      <w:tr>
+        <w:tc>
+          <w:tcPr>
+            <w:tcW w:type="dxa" w:w="5400"/>
+          </w:tcPr>
+          <w:p>
+            <w:r>
+              <w:rPr>
+                <w:sz w:val="18"/>
+              </w:rPr>
+              <w:t>QWeb PDF report</w:t>
+            </w:r>
+          </w:p>
+        </w:tc>
+        <w:tc>
+          <w:tcPr>
+            <w:tcW w:type="dxa" w:w="5400"/>
+          </w:tcPr>
+          <w:p>
+            <w:r>
+              <w:rPr>
+                <w:sz w:val="18"/>
+              </w:rPr>
+              <w:t>Printable overtime approval document</w:t>
+            </w:r>
+          </w:p>
+        </w:tc>
+      </w:tr>
+      <w:tr>
+        <w:tc>
+          <w:tcPr>
+            <w:tcW w:type="dxa" w:w="5400"/>
+          </w:tcPr>
+          <w:p>
+            <w:r>
+              <w:rPr>
+                <w:sz w:val="18"/>
+              </w:rPr>
+              <w:t>Refuse wizard</w:t>
+            </w:r>
+          </w:p>
+        </w:tc>
+        <w:tc>
+          <w:tcPr>
+            <w:tcW w:type="dxa" w:w="5400"/>
+          </w:tcPr>
+          <w:p>
+            <w:r>
+              <w:rPr>
+                <w:sz w:val="18"/>
+              </w:rPr>
+              <w:t>Mandatory reason when refusing a request</w:t>
+            </w:r>
+          </w:p>
+        </w:tc>
+      </w:tr>
+    </w:tbl>
+    <w:p/>
+    <w:p>
+      <w:pPr>
+        <w:spacing w:before="200" w:after="80"/>
+      </w:pPr>
+      <w:r>
+        <w:rPr>
+          <w:b/>
+          <w:color w:val="156082"/>
+          <w:sz w:val="28"/>
+        </w:rPr>
+        <w:t>2.3 Customizations Applied During Delivery</w:t>
       </w:r>
     </w:p>
     <w:p>
@@ -129,7 +856,7 @@
           <w:color w:val="333333"/>
           <w:sz w:val="22"/>
         </w:rPr>
-        <w:t>• Employees submit overtime with project/task allocation and supporting documents.</w:t>
+        <w:t>• Datetime pickers (start_datetime / end_datetime) instead of separate date + float times.</w:t>
       </w:r>
     </w:p>
     <w:p>
@@ -142,7 +869,7 @@
           <w:color w:val="333333"/>
           <w:sz w:val="22"/>
         </w:rPr>
-        <w:t>• Approval follows the existing organizational hierarchy (manager chain + mandatory HR).</w:t>
+        <w:t>• Overtime Type is auto-computed — employees do not manually select the category.</w:t>
       </w:r>
     </w:p>
     <w:p>
@@ -155,7 +882,7 @@
           <w:color w:val="333333"/>
           <w:sz w:val="22"/>
         </w:rPr>
-        <w:t>• Overtime pay rates (Regular 1.5×, Weekend 2.0×, Holiday 2.5×) are configurable without code changes.</w:t>
+        <w:t>• Three category enums on hr.overtime.type: regular, weekend, day_off.</w:t>
       </w:r>
     </w:p>
     <w:p>
@@ -168,7 +895,7 @@
           <w:color w:val="333333"/>
           <w:sz w:val="22"/>
         </w:rPr>
-        <w:t>• Approved overtime can generate account.analytic.line (timesheet) entries automatically.</w:t>
+        <w:t>• Each company branch has its own overtime types with independent rate multipliers.</w:t>
       </w:r>
     </w:p>
     <w:p>
@@ -181,7 +908,7 @@
           <w:color w:val="333333"/>
           <w:sz w:val="22"/>
         </w:rPr>
-        <w:t>• Overtime cost is derived from contract wage, not a parallel payroll engine.</w:t>
+        <w:t>• New companies auto-receive Regular / Weekend / Day Off types on creation.</w:t>
       </w:r>
     </w:p>
     <w:p>
@@ -194,7 +921,7 @@
           <w:color w:val="333333"/>
           <w:sz w:val="22"/>
         </w:rPr>
-        <w:t>• A reusable approval-chain component supports future request types (expenses, permissions, etc.).</w:t>
+        <w:t>• Total cost = hours × hourly wage × rate_multiplier (multiplier editable per branch).</w:t>
       </w:r>
     </w:p>
     <w:p>
@@ -207,7 +934,20 @@
           <w:color w:val="333333"/>
           <w:sz w:val="22"/>
         </w:rPr>
-        <w:t>• Security: employees see own requests; managers see pending approvals; HR sees all.</w:t>
+        <w:t>• Top-level Overtime app menu (My Requests, My Approvals, All Requests, Configuration).</w:t>
+      </w:r>
+    </w:p>
+    <w:p>
+      <w:pPr>
+        <w:spacing w:after="60"/>
+        <w:ind w:left="425"/>
+      </w:pPr>
+      <w:r>
+        <w:rPr>
+          <w:color w:val="333333"/>
+          <w:sz w:val="22"/>
+        </w:rPr>
+        <w:t>• Server actions for My Requests / My Approvals with correct multi-company context.</w:t>
       </w:r>
     </w:p>
     <w:p>
@@ -221,7 +961,124 @@
           <w:color w:val="0E2841"/>
           <w:sz w:val="36"/>
         </w:rPr>
-        <w:t>3. Delivered Modules</w:t>
+        <w:t>3. Business Need &amp; Objectives</w:t>
+      </w:r>
+    </w:p>
+    <w:p>
+      <w:pPr>
+        <w:spacing w:after="120"/>
+      </w:pPr>
+      <w:r>
+        <w:rPr>
+          <w:color w:val="333333"/>
+          <w:sz w:val="22"/>
+        </w:rPr>
+        <w:t>The following business requirements drove this development:</w:t>
+      </w:r>
+    </w:p>
+    <w:p>
+      <w:pPr>
+        <w:spacing w:after="60"/>
+        <w:ind w:left="425"/>
+      </w:pPr>
+      <w:r>
+        <w:rPr>
+          <w:color w:val="333333"/>
+          <w:sz w:val="22"/>
+        </w:rPr>
+        <w:t>• Employees submit overtime with project/task allocation and supporting documents.</w:t>
+      </w:r>
+    </w:p>
+    <w:p>
+      <w:pPr>
+        <w:spacing w:after="60"/>
+        <w:ind w:left="425"/>
+      </w:pPr>
+      <w:r>
+        <w:rPr>
+          <w:color w:val="333333"/>
+          <w:sz w:val="22"/>
+        </w:rPr>
+        <w:t>• Approval follows the existing organizational hierarchy (manager chain + mandatory HR).</w:t>
+      </w:r>
+    </w:p>
+    <w:p>
+      <w:pPr>
+        <w:spacing w:after="60"/>
+        <w:ind w:left="425"/>
+      </w:pPr>
+      <w:r>
+        <w:rPr>
+          <w:color w:val="333333"/>
+          <w:sz w:val="22"/>
+        </w:rPr>
+        <w:t>• Overtime pay rates per branch (Regular / Weekend / Day Off) are configurable without code.</w:t>
+      </w:r>
+    </w:p>
+    <w:p>
+      <w:pPr>
+        <w:spacing w:after="60"/>
+        <w:ind w:left="425"/>
+      </w:pPr>
+      <w:r>
+        <w:rPr>
+          <w:color w:val="333333"/>
+          <w:sz w:val="22"/>
+        </w:rPr>
+        <w:t>• Approved overtime can generate account.analytic.line (timesheet) entries automatically.</w:t>
+      </w:r>
+    </w:p>
+    <w:p>
+      <w:pPr>
+        <w:spacing w:after="60"/>
+        <w:ind w:left="425"/>
+      </w:pPr>
+      <w:r>
+        <w:rPr>
+          <w:color w:val="333333"/>
+          <w:sz w:val="22"/>
+        </w:rPr>
+        <w:t>• Overtime cost is derived from contract wage, not a parallel payroll engine.</w:t>
+      </w:r>
+    </w:p>
+    <w:p>
+      <w:pPr>
+        <w:spacing w:after="60"/>
+        <w:ind w:left="425"/>
+      </w:pPr>
+      <w:r>
+        <w:rPr>
+          <w:color w:val="333333"/>
+          <w:sz w:val="22"/>
+        </w:rPr>
+        <w:t>• A reusable approval-chain component supports future request types (expenses, permissions, etc.).</w:t>
+      </w:r>
+    </w:p>
+    <w:p>
+      <w:pPr>
+        <w:spacing w:after="60"/>
+        <w:ind w:left="425"/>
+      </w:pPr>
+      <w:r>
+        <w:rPr>
+          <w:color w:val="333333"/>
+          <w:sz w:val="22"/>
+        </w:rPr>
+        <w:t>• Security: employees see own requests; managers see pending approvals; HR sees all.</w:t>
+      </w:r>
+    </w:p>
+    <w:p>
+      <w:pPr>
+        <w:shd w:fill="E8E8E8" w:val="clear"/>
+        <w:spacing w:before="280" w:after="160"/>
+      </w:pPr>
+      <w:r>
+        <w:rPr>
+          <w:b/>
+          <w:color w:val="0E2841"/>
+          <w:sz w:val="36"/>
+        </w:rPr>
+        <w:t>4. Delivered Modules</w:t>
       </w:r>
     </w:p>
     <w:tbl>
@@ -431,7 +1288,7 @@
           <w:color w:val="0E2841"/>
           <w:sz w:val="36"/>
         </w:rPr>
-        <w:t>4. System Architecture</w:t>
+        <w:t>5. System Architecture</w:t>
       </w:r>
     </w:p>
     <w:p>
@@ -444,7 +1301,7 @@
           <w:color w:val="156082"/>
           <w:sz w:val="28"/>
         </w:rPr>
-        <w:t>4.1 Reusable Approval Engine</w:t>
+        <w:t>5.1 Reusable Approval Engine</w:t>
       </w:r>
     </w:p>
     <w:tbl>
@@ -649,7 +1506,7 @@
           <w:color w:val="156082"/>
           <w:sz w:val="28"/>
         </w:rPr>
-        <w:t>4.2 Approval Chain Logic</w:t>
+        <w:t>5.2 Approval Chain Logic</w:t>
       </w:r>
     </w:p>
     <w:p>
@@ -751,7 +1608,7 @@
           <w:color w:val="156082"/>
           <w:sz w:val="28"/>
         </w:rPr>
-        <w:t>4.3 Workflow States</w:t>
+        <w:t>5.3 Workflow States</w:t>
       </w:r>
     </w:p>
     <w:tbl>
@@ -1002,20 +1859,6 @@
     <w:p/>
     <w:p>
       <w:pPr>
-        <w:shd w:fill="E8E8E8" w:val="clear"/>
-        <w:spacing w:before="280" w:after="160"/>
-      </w:pPr>
-      <w:r>
-        <w:rPr>
-          <w:b/>
-          <w:color w:val="0E2841"/>
-          <w:sz w:val="36"/>
-        </w:rPr>
-        <w:t>5. Database Models &amp; Columns</w:t>
-      </w:r>
-    </w:p>
-    <w:p>
-      <w:pPr>
         <w:spacing w:before="200" w:after="80"/>
       </w:pPr>
       <w:r>
@@ -1024,7 +1867,19 @@
           <w:color w:val="156082"/>
           <w:sz w:val="28"/>
         </w:rPr>
-        <w:t>5.1 hr.overtime.type (Configuration)</w:t>
+        <w:t>5.4 Automatic Overtime Type Selection</w:t>
+      </w:r>
+    </w:p>
+    <w:p>
+      <w:pPr>
+        <w:spacing w:after="120"/>
+      </w:pPr>
+      <w:r>
+        <w:rPr>
+          <w:color w:val="333333"/>
+          <w:sz w:val="22"/>
+        </w:rPr>
+        <w:t>Overtime type is computed from the request period and the employee company branch:</w:t>
       </w:r>
     </w:p>
     <w:tbl>
@@ -1053,7 +1908,7 @@
                 <w:color w:val="FFFFFF"/>
                 <w:sz w:val="20"/>
               </w:rPr>
-              <w:t>Column</w:t>
+              <w:t>Category (enum)</w:t>
             </w:r>
           </w:p>
         </w:tc>
@@ -1071,7 +1926,7 @@
                 <w:color w:val="FFFFFF"/>
                 <w:sz w:val="20"/>
               </w:rPr>
-              <w:t>Type</w:t>
+              <w:t>When Applied</w:t>
             </w:r>
           </w:p>
         </w:tc>
@@ -1089,259 +1944,174 @@
                 <w:color w:val="FFFFFF"/>
                 <w:sz w:val="20"/>
               </w:rPr>
-              <w:t>Description</w:t>
-            </w:r>
-          </w:p>
-        </w:tc>
-      </w:tr>
-      <w:tr>
-        <w:tc>
-          <w:tcPr>
-            <w:tcW w:type="dxa" w:w="3600"/>
-          </w:tcPr>
-          <w:p>
-            <w:r>
-              <w:rPr>
-                <w:sz w:val="18"/>
-              </w:rPr>
-              <w:t>name</w:t>
-            </w:r>
-          </w:p>
-        </w:tc>
-        <w:tc>
-          <w:tcPr>
-            <w:tcW w:type="dxa" w:w="3600"/>
-          </w:tcPr>
-          <w:p>
-            <w:r>
-              <w:rPr>
-                <w:sz w:val="18"/>
-              </w:rPr>
-              <w:t>Char</w:t>
-            </w:r>
-          </w:p>
-        </w:tc>
-        <w:tc>
-          <w:tcPr>
-            <w:tcW w:type="dxa" w:w="3600"/>
-          </w:tcPr>
-          <w:p>
-            <w:r>
-              <w:rPr>
-                <w:sz w:val="18"/>
-              </w:rPr>
-              <w:t>Display name: Regular Overtime, Weekend, Public Holiday</w:t>
-            </w:r>
-          </w:p>
-        </w:tc>
-      </w:tr>
-      <w:tr>
-        <w:tc>
-          <w:tcPr>
-            <w:tcW w:type="dxa" w:w="3600"/>
-          </w:tcPr>
-          <w:p>
-            <w:r>
-              <w:rPr>
-                <w:sz w:val="18"/>
-              </w:rPr>
-              <w:t>code</w:t>
-            </w:r>
-          </w:p>
-        </w:tc>
-        <w:tc>
-          <w:tcPr>
-            <w:tcW w:type="dxa" w:w="3600"/>
-          </w:tcPr>
-          <w:p>
-            <w:r>
-              <w:rPr>
-                <w:sz w:val="18"/>
-              </w:rPr>
-              <w:t>Char</w:t>
-            </w:r>
-          </w:p>
-        </w:tc>
-        <w:tc>
-          <w:tcPr>
-            <w:tcW w:type="dxa" w:w="3600"/>
-          </w:tcPr>
-          <w:p>
-            <w:r>
-              <w:rPr>
-                <w:sz w:val="18"/>
-              </w:rPr>
-              <w:t>Unique code per company: regular, weekend, holiday</w:t>
-            </w:r>
-          </w:p>
-        </w:tc>
-      </w:tr>
-      <w:tr>
-        <w:tc>
-          <w:tcPr>
-            <w:tcW w:type="dxa" w:w="3600"/>
-          </w:tcPr>
-          <w:p>
-            <w:r>
-              <w:rPr>
-                <w:sz w:val="18"/>
-              </w:rPr>
-              <w:t>rate_multiplier</w:t>
-            </w:r>
-          </w:p>
-        </w:tc>
-        <w:tc>
-          <w:tcPr>
-            <w:tcW w:type="dxa" w:w="3600"/>
-          </w:tcPr>
-          <w:p>
-            <w:r>
-              <w:rPr>
-                <w:sz w:val="18"/>
-              </w:rPr>
-              <w:t>Float</w:t>
-            </w:r>
-          </w:p>
-        </w:tc>
-        <w:tc>
-          <w:tcPr>
-            <w:tcW w:type="dxa" w:w="3600"/>
-          </w:tcPr>
-          <w:p>
-            <w:r>
-              <w:rPr>
-                <w:sz w:val="18"/>
-              </w:rPr>
-              <w:t>Pay multiplier — seeded 1.5 / 2.0 / 2.5, editable in Settings</w:t>
-            </w:r>
-          </w:p>
-        </w:tc>
-      </w:tr>
-      <w:tr>
-        <w:tc>
-          <w:tcPr>
-            <w:tcW w:type="dxa" w:w="3600"/>
-          </w:tcPr>
-          <w:p>
-            <w:r>
-              <w:rPr>
-                <w:sz w:val="18"/>
-              </w:rPr>
-              <w:t>sequence</w:t>
-            </w:r>
-          </w:p>
-        </w:tc>
-        <w:tc>
-          <w:tcPr>
-            <w:tcW w:type="dxa" w:w="3600"/>
-          </w:tcPr>
-          <w:p>
-            <w:r>
-              <w:rPr>
-                <w:sz w:val="18"/>
-              </w:rPr>
-              <w:t>Integer</w:t>
-            </w:r>
-          </w:p>
-        </w:tc>
-        <w:tc>
-          <w:tcPr>
-            <w:tcW w:type="dxa" w:w="3600"/>
-          </w:tcPr>
-          <w:p>
-            <w:r>
-              <w:rPr>
-                <w:sz w:val="18"/>
-              </w:rPr>
-              <w:t>Display order</w:t>
-            </w:r>
-          </w:p>
-        </w:tc>
-      </w:tr>
-      <w:tr>
-        <w:tc>
-          <w:tcPr>
-            <w:tcW w:type="dxa" w:w="3600"/>
-          </w:tcPr>
-          <w:p>
-            <w:r>
-              <w:rPr>
-                <w:sz w:val="18"/>
-              </w:rPr>
-              <w:t>company_id</w:t>
-            </w:r>
-          </w:p>
-        </w:tc>
-        <w:tc>
-          <w:tcPr>
-            <w:tcW w:type="dxa" w:w="3600"/>
-          </w:tcPr>
-          <w:p>
-            <w:r>
-              <w:rPr>
-                <w:sz w:val="18"/>
-              </w:rPr>
-              <w:t>Many2one</w:t>
-            </w:r>
-          </w:p>
-        </w:tc>
-        <w:tc>
-          <w:tcPr>
-            <w:tcW w:type="dxa" w:w="3600"/>
-          </w:tcPr>
-          <w:p>
-            <w:r>
-              <w:rPr>
-                <w:sz w:val="18"/>
-              </w:rPr>
-              <w:t>Company scope</w:t>
-            </w:r>
-          </w:p>
-        </w:tc>
-      </w:tr>
-      <w:tr>
-        <w:tc>
-          <w:tcPr>
-            <w:tcW w:type="dxa" w:w="3600"/>
-          </w:tcPr>
-          <w:p>
-            <w:r>
-              <w:rPr>
-                <w:sz w:val="18"/>
-              </w:rPr>
-              <w:t>active</w:t>
-            </w:r>
-          </w:p>
-        </w:tc>
-        <w:tc>
-          <w:tcPr>
-            <w:tcW w:type="dxa" w:w="3600"/>
-          </w:tcPr>
-          <w:p>
-            <w:r>
-              <w:rPr>
-                <w:sz w:val="18"/>
-              </w:rPr>
-              <w:t>Boolean</w:t>
-            </w:r>
-          </w:p>
-        </w:tc>
-        <w:tc>
-          <w:tcPr>
-            <w:tcW w:type="dxa" w:w="3600"/>
-          </w:tcPr>
-          <w:p>
-            <w:r>
-              <w:rPr>
-                <w:sz w:val="18"/>
-              </w:rPr>
-              <w:t>Archive inactive types</w:t>
+              <w:t>Default Multiplier</w:t>
+            </w:r>
+          </w:p>
+        </w:tc>
+      </w:tr>
+      <w:tr>
+        <w:tc>
+          <w:tcPr>
+            <w:tcW w:type="dxa" w:w="3600"/>
+          </w:tcPr>
+          <w:p>
+            <w:r>
+              <w:rPr>
+                <w:sz w:val="18"/>
+              </w:rPr>
+              <w:t>regular</w:t>
+            </w:r>
+          </w:p>
+        </w:tc>
+        <w:tc>
+          <w:tcPr>
+            <w:tcW w:type="dxa" w:w="3600"/>
+          </w:tcPr>
+          <w:p>
+            <w:r>
+              <w:rPr>
+                <w:sz w:val="18"/>
+              </w:rPr>
+              <w:t>Normal working days (Sun–Thu by default)</w:t>
+            </w:r>
+          </w:p>
+        </w:tc>
+        <w:tc>
+          <w:tcPr>
+            <w:tcW w:type="dxa" w:w="3600"/>
+          </w:tcPr>
+          <w:p>
+            <w:r>
+              <w:rPr>
+                <w:sz w:val="18"/>
+              </w:rPr>
+              <w:t>1.5×</w:t>
+            </w:r>
+          </w:p>
+        </w:tc>
+      </w:tr>
+      <w:tr>
+        <w:tc>
+          <w:tcPr>
+            <w:tcW w:type="dxa" w:w="3600"/>
+          </w:tcPr>
+          <w:p>
+            <w:r>
+              <w:rPr>
+                <w:sz w:val="18"/>
+              </w:rPr>
+              <w:t>weekend</w:t>
+            </w:r>
+          </w:p>
+        </w:tc>
+        <w:tc>
+          <w:tcPr>
+            <w:tcW w:type="dxa" w:w="3600"/>
+          </w:tcPr>
+          <w:p>
+            <w:r>
+              <w:rPr>
+                <w:sz w:val="18"/>
+              </w:rPr>
+              <w:t>Configured weekend weekdays (default Fri=4, Sat=5)</w:t>
+            </w:r>
+          </w:p>
+        </w:tc>
+        <w:tc>
+          <w:tcPr>
+            <w:tcW w:type="dxa" w:w="3600"/>
+          </w:tcPr>
+          <w:p>
+            <w:r>
+              <w:rPr>
+                <w:sz w:val="18"/>
+              </w:rPr>
+              <w:t>2.0×</w:t>
+            </w:r>
+          </w:p>
+        </w:tc>
+      </w:tr>
+      <w:tr>
+        <w:tc>
+          <w:tcPr>
+            <w:tcW w:type="dxa" w:w="3600"/>
+          </w:tcPr>
+          <w:p>
+            <w:r>
+              <w:rPr>
+                <w:sz w:val="18"/>
+              </w:rPr>
+              <w:t>day_off</w:t>
+            </w:r>
+          </w:p>
+        </w:tc>
+        <w:tc>
+          <w:tcPr>
+            <w:tcW w:type="dxa" w:w="3600"/>
+          </w:tcPr>
+          <w:p>
+            <w:r>
+              <w:rPr>
+                <w:sz w:val="18"/>
+              </w:rPr>
+              <w:t>Public holiday on employee working calendar</w:t>
+            </w:r>
+          </w:p>
+        </w:tc>
+        <w:tc>
+          <w:tcPr>
+            <w:tcW w:type="dxa" w:w="3600"/>
+          </w:tcPr>
+          <w:p>
+            <w:r>
+              <w:rPr>
+                <w:sz w:val="18"/>
+              </w:rPr>
+              <w:t>2.5×</w:t>
             </w:r>
           </w:p>
         </w:tc>
       </w:tr>
     </w:tbl>
     <w:p/>
+    <w:p>
+      <w:pPr>
+        <w:spacing w:after="120"/>
+      </w:pPr>
+      <w:r>
+        <w:rPr>
+          <w:color w:val="333333"/>
+          <w:sz w:val="22"/>
+        </w:rPr>
+        <w:t>If the period spans multiple categories, the highest multiplier wins. Each company branch maintains its own hr.overtime.type records — San Francisco and Chicago can use different multipliers.</w:t>
+      </w:r>
+    </w:p>
+    <w:p>
+      <w:pPr>
+        <w:shd w:fill="E8E8E8" w:val="clear"/>
+        <w:spacing w:before="280" w:after="160"/>
+      </w:pPr>
+      <w:r>
+        <w:rPr>
+          <w:b/>
+          <w:color w:val="0E2841"/>
+          <w:sz w:val="36"/>
+        </w:rPr>
+        <w:t>6. Database Models &amp; Tables</w:t>
+      </w:r>
+    </w:p>
+    <w:p>
+      <w:pPr>
+        <w:spacing w:after="120"/>
+      </w:pPr>
+      <w:r>
+        <w:rPr>
+          <w:color w:val="333333"/>
+          <w:sz w:val="22"/>
+        </w:rPr>
+        <w:t>PostgreSQL tables created or extended by hr_overtime_management. Standard Odoo tables (hr_employee, project_project, etc.) are not duplicated.</w:t>
+      </w:r>
+    </w:p>
     <w:p>
       <w:pPr>
         <w:spacing w:before="200" w:after="80"/>
@@ -1352,7 +2122,7 @@
           <w:color w:val="156082"/>
           <w:sz w:val="28"/>
         </w:rPr>
-        <w:t>5.2 hr.overtime.request (Main Record)</w:t>
+        <w:t>6.1 hr.overtime.type → table hr_overtime_type</w:t>
       </w:r>
     </w:p>
     <w:tbl>
@@ -1432,6 +2202,47 @@
               <w:rPr>
                 <w:sz w:val="18"/>
               </w:rPr>
+              <w:t>id</w:t>
+            </w:r>
+          </w:p>
+        </w:tc>
+        <w:tc>
+          <w:tcPr>
+            <w:tcW w:type="dxa" w:w="3600"/>
+          </w:tcPr>
+          <w:p>
+            <w:r>
+              <w:rPr>
+                <w:sz w:val="18"/>
+              </w:rPr>
+              <w:t>Integer</w:t>
+            </w:r>
+          </w:p>
+        </w:tc>
+        <w:tc>
+          <w:tcPr>
+            <w:tcW w:type="dxa" w:w="3600"/>
+          </w:tcPr>
+          <w:p>
+            <w:r>
+              <w:rPr>
+                <w:sz w:val="18"/>
+              </w:rPr>
+              <w:t>Primary key</w:t>
+            </w:r>
+          </w:p>
+        </w:tc>
+      </w:tr>
+      <w:tr>
+        <w:tc>
+          <w:tcPr>
+            <w:tcW w:type="dxa" w:w="3600"/>
+          </w:tcPr>
+          <w:p>
+            <w:r>
+              <w:rPr>
+                <w:sz w:val="18"/>
+              </w:rPr>
               <w:t>name</w:t>
             </w:r>
           </w:p>
@@ -1445,281 +2256,117 @@
               <w:rPr>
                 <w:sz w:val="18"/>
               </w:rPr>
-              <w:t>Char</w:t>
-            </w:r>
-          </w:p>
-        </w:tc>
-        <w:tc>
-          <w:tcPr>
-            <w:tcW w:type="dxa" w:w="3600"/>
-          </w:tcPr>
-          <w:p>
-            <w:r>
-              <w:rPr>
-                <w:sz w:val="18"/>
-              </w:rPr>
-              <w:t>Auto sequence OT/YYYY/MM/00001</w:t>
-            </w:r>
-          </w:p>
-        </w:tc>
-      </w:tr>
-      <w:tr>
-        <w:tc>
-          <w:tcPr>
-            <w:tcW w:type="dxa" w:w="3600"/>
-          </w:tcPr>
-          <w:p>
-            <w:r>
-              <w:rPr>
-                <w:sz w:val="18"/>
-              </w:rPr>
-              <w:t>employee_id</w:t>
-            </w:r>
-          </w:p>
-        </w:tc>
-        <w:tc>
-          <w:tcPr>
-            <w:tcW w:type="dxa" w:w="3600"/>
-          </w:tcPr>
-          <w:p>
-            <w:r>
-              <w:rPr>
-                <w:sz w:val="18"/>
-              </w:rPr>
-              <w:t>Many2one</w:t>
-            </w:r>
-          </w:p>
-        </w:tc>
-        <w:tc>
-          <w:tcPr>
-            <w:tcW w:type="dxa" w:w="3600"/>
-          </w:tcPr>
-          <w:p>
-            <w:r>
-              <w:rPr>
-                <w:sz w:val="18"/>
-              </w:rPr>
-              <w:t>Employee who worked overtime</w:t>
-            </w:r>
-          </w:p>
-        </w:tc>
-      </w:tr>
-      <w:tr>
-        <w:tc>
-          <w:tcPr>
-            <w:tcW w:type="dxa" w:w="3600"/>
-          </w:tcPr>
-          <w:p>
-            <w:r>
-              <w:rPr>
-                <w:sz w:val="18"/>
-              </w:rPr>
-              <w:t>department_id</w:t>
-            </w:r>
-          </w:p>
-        </w:tc>
-        <w:tc>
-          <w:tcPr>
-            <w:tcW w:type="dxa" w:w="3600"/>
-          </w:tcPr>
-          <w:p>
-            <w:r>
-              <w:rPr>
-                <w:sz w:val="18"/>
-              </w:rPr>
-              <w:t>Many2one</w:t>
-            </w:r>
-          </w:p>
-        </w:tc>
-        <w:tc>
-          <w:tcPr>
-            <w:tcW w:type="dxa" w:w="3600"/>
-          </w:tcPr>
-          <w:p>
-            <w:r>
-              <w:rPr>
-                <w:sz w:val="18"/>
-              </w:rPr>
-              <w:t>Related from employee, stored</w:t>
-            </w:r>
-          </w:p>
-        </w:tc>
-      </w:tr>
-      <w:tr>
-        <w:tc>
-          <w:tcPr>
-            <w:tcW w:type="dxa" w:w="3600"/>
-          </w:tcPr>
-          <w:p>
-            <w:r>
-              <w:rPr>
-                <w:sz w:val="18"/>
-              </w:rPr>
-              <w:t>manager_id</w:t>
-            </w:r>
-          </w:p>
-        </w:tc>
-        <w:tc>
-          <w:tcPr>
-            <w:tcW w:type="dxa" w:w="3600"/>
-          </w:tcPr>
-          <w:p>
-            <w:r>
-              <w:rPr>
-                <w:sz w:val="18"/>
-              </w:rPr>
-              <w:t>Many2one</w:t>
-            </w:r>
-          </w:p>
-        </w:tc>
-        <w:tc>
-          <w:tcPr>
-            <w:tcW w:type="dxa" w:w="3600"/>
-          </w:tcPr>
-          <w:p>
-            <w:r>
-              <w:rPr>
-                <w:sz w:val="18"/>
-              </w:rPr>
-              <w:t>Direct manager (parent_id), stored</w:t>
-            </w:r>
-          </w:p>
-        </w:tc>
-      </w:tr>
-      <w:tr>
-        <w:tc>
-          <w:tcPr>
-            <w:tcW w:type="dxa" w:w="3600"/>
-          </w:tcPr>
-          <w:p>
-            <w:r>
-              <w:rPr>
-                <w:sz w:val="18"/>
-              </w:rPr>
-              <w:t>start_datetime</w:t>
-            </w:r>
-          </w:p>
-        </w:tc>
-        <w:tc>
-          <w:tcPr>
-            <w:tcW w:type="dxa" w:w="3600"/>
-          </w:tcPr>
-          <w:p>
-            <w:r>
-              <w:rPr>
-                <w:sz w:val="18"/>
-              </w:rPr>
-              <w:t>Datetime</w:t>
-            </w:r>
-          </w:p>
-        </w:tc>
-        <w:tc>
-          <w:tcPr>
-            <w:tcW w:type="dxa" w:w="3600"/>
-          </w:tcPr>
-          <w:p>
-            <w:r>
-              <w:rPr>
-                <w:sz w:val="18"/>
-              </w:rPr>
-              <w:t>Overtime start (date &amp; time picker)</w:t>
-            </w:r>
-          </w:p>
-        </w:tc>
-      </w:tr>
-      <w:tr>
-        <w:tc>
-          <w:tcPr>
-            <w:tcW w:type="dxa" w:w="3600"/>
-          </w:tcPr>
-          <w:p>
-            <w:r>
-              <w:rPr>
-                <w:sz w:val="18"/>
-              </w:rPr>
-              <w:t>end_datetime</w:t>
-            </w:r>
-          </w:p>
-        </w:tc>
-        <w:tc>
-          <w:tcPr>
-            <w:tcW w:type="dxa" w:w="3600"/>
-          </w:tcPr>
-          <w:p>
-            <w:r>
-              <w:rPr>
-                <w:sz w:val="18"/>
-              </w:rPr>
-              <w:t>Datetime</w:t>
-            </w:r>
-          </w:p>
-        </w:tc>
-        <w:tc>
-          <w:tcPr>
-            <w:tcW w:type="dxa" w:w="3600"/>
-          </w:tcPr>
-          <w:p>
-            <w:r>
-              <w:rPr>
-                <w:sz w:val="18"/>
-              </w:rPr>
-              <w:t>Overtime end (date &amp; time picker)</w:t>
-            </w:r>
-          </w:p>
-        </w:tc>
-      </w:tr>
-      <w:tr>
-        <w:tc>
-          <w:tcPr>
-            <w:tcW w:type="dxa" w:w="3600"/>
-          </w:tcPr>
-          <w:p>
-            <w:r>
-              <w:rPr>
-                <w:sz w:val="18"/>
-              </w:rPr>
-              <w:t>date</w:t>
-            </w:r>
-          </w:p>
-        </w:tc>
-        <w:tc>
-          <w:tcPr>
-            <w:tcW w:type="dxa" w:w="3600"/>
-          </w:tcPr>
-          <w:p>
-            <w:r>
-              <w:rPr>
-                <w:sz w:val="18"/>
-              </w:rPr>
-              <w:t>Date</w:t>
-            </w:r>
-          </w:p>
-        </w:tc>
-        <w:tc>
-          <w:tcPr>
-            <w:tcW w:type="dxa" w:w="3600"/>
-          </w:tcPr>
-          <w:p>
-            <w:r>
-              <w:rPr>
-                <w:sz w:val="18"/>
-              </w:rPr>
-              <w:t>Computed from start_datetime for filters/reports</w:t>
-            </w:r>
-          </w:p>
-        </w:tc>
-      </w:tr>
-      <w:tr>
-        <w:tc>
-          <w:tcPr>
-            <w:tcW w:type="dxa" w:w="3600"/>
-          </w:tcPr>
-          <w:p>
-            <w:r>
-              <w:rPr>
-                <w:sz w:val="18"/>
-              </w:rPr>
-              <w:t>overtime_hours</w:t>
+              <w:t>Varchar</w:t>
+            </w:r>
+          </w:p>
+        </w:tc>
+        <w:tc>
+          <w:tcPr>
+            <w:tcW w:type="dxa" w:w="3600"/>
+          </w:tcPr>
+          <w:p>
+            <w:r>
+              <w:rPr>
+                <w:sz w:val="18"/>
+              </w:rPr>
+              <w:t>Display name (translatable)</w:t>
+            </w:r>
+          </w:p>
+        </w:tc>
+      </w:tr>
+      <w:tr>
+        <w:tc>
+          <w:tcPr>
+            <w:tcW w:type="dxa" w:w="3600"/>
+          </w:tcPr>
+          <w:p>
+            <w:r>
+              <w:rPr>
+                <w:sz w:val="18"/>
+              </w:rPr>
+              <w:t>code</w:t>
+            </w:r>
+          </w:p>
+        </w:tc>
+        <w:tc>
+          <w:tcPr>
+            <w:tcW w:type="dxa" w:w="3600"/>
+          </w:tcPr>
+          <w:p>
+            <w:r>
+              <w:rPr>
+                <w:sz w:val="18"/>
+              </w:rPr>
+              <w:t>Varchar</w:t>
+            </w:r>
+          </w:p>
+        </w:tc>
+        <w:tc>
+          <w:tcPr>
+            <w:tcW w:type="dxa" w:w="3600"/>
+          </w:tcPr>
+          <w:p>
+            <w:r>
+              <w:rPr>
+                <w:sz w:val="18"/>
+              </w:rPr>
+              <w:t>Technical code: regular, weekend, holiday</w:t>
+            </w:r>
+          </w:p>
+        </w:tc>
+      </w:tr>
+      <w:tr>
+        <w:tc>
+          <w:tcPr>
+            <w:tcW w:type="dxa" w:w="3600"/>
+          </w:tcPr>
+          <w:p>
+            <w:r>
+              <w:rPr>
+                <w:sz w:val="18"/>
+              </w:rPr>
+              <w:t>category</w:t>
+            </w:r>
+          </w:p>
+        </w:tc>
+        <w:tc>
+          <w:tcPr>
+            <w:tcW w:type="dxa" w:w="3600"/>
+          </w:tcPr>
+          <w:p>
+            <w:r>
+              <w:rPr>
+                <w:sz w:val="18"/>
+              </w:rPr>
+              <w:t>Varchar</w:t>
+            </w:r>
+          </w:p>
+        </w:tc>
+        <w:tc>
+          <w:tcPr>
+            <w:tcW w:type="dxa" w:w="3600"/>
+          </w:tcPr>
+          <w:p>
+            <w:r>
+              <w:rPr>
+                <w:sz w:val="18"/>
+              </w:rPr>
+              <w:t>Enum: regular | weekend | day_off</w:t>
+            </w:r>
+          </w:p>
+        </w:tc>
+      </w:tr>
+      <w:tr>
+        <w:tc>
+          <w:tcPr>
+            <w:tcW w:type="dxa" w:w="3600"/>
+          </w:tcPr>
+          <w:p>
+            <w:r>
+              <w:rPr>
+                <w:sz w:val="18"/>
+              </w:rPr>
+              <w:t>rate_multiplier</w:t>
             </w:r>
           </w:p>
         </w:tc>
@@ -1745,458 +2392,48 @@
               <w:rPr>
                 <w:sz w:val="18"/>
               </w:rPr>
-              <w:t>Computed: (end − start) in hours</w:t>
-            </w:r>
-          </w:p>
-        </w:tc>
-      </w:tr>
-      <w:tr>
-        <w:tc>
-          <w:tcPr>
-            <w:tcW w:type="dxa" w:w="3600"/>
-          </w:tcPr>
-          <w:p>
-            <w:r>
-              <w:rPr>
-                <w:sz w:val="18"/>
-              </w:rPr>
-              <w:t>overtime_type_id</w:t>
-            </w:r>
-          </w:p>
-        </w:tc>
-        <w:tc>
-          <w:tcPr>
-            <w:tcW w:type="dxa" w:w="3600"/>
-          </w:tcPr>
-          <w:p>
-            <w:r>
-              <w:rPr>
-                <w:sz w:val="18"/>
-              </w:rPr>
-              <w:t>Many2one</w:t>
-            </w:r>
-          </w:p>
-        </w:tc>
-        <w:tc>
-          <w:tcPr>
-            <w:tcW w:type="dxa" w:w="3600"/>
-          </w:tcPr>
-          <w:p>
-            <w:r>
-              <w:rPr>
-                <w:sz w:val="18"/>
-              </w:rPr>
-              <w:t>Rate category with multiplier</w:t>
-            </w:r>
-          </w:p>
-        </w:tc>
-      </w:tr>
-      <w:tr>
-        <w:tc>
-          <w:tcPr>
-            <w:tcW w:type="dxa" w:w="3600"/>
-          </w:tcPr>
-          <w:p>
-            <w:r>
-              <w:rPr>
-                <w:sz w:val="18"/>
-              </w:rPr>
-              <w:t>project_id</w:t>
-            </w:r>
-          </w:p>
-        </w:tc>
-        <w:tc>
-          <w:tcPr>
-            <w:tcW w:type="dxa" w:w="3600"/>
-          </w:tcPr>
-          <w:p>
-            <w:r>
-              <w:rPr>
-                <w:sz w:val="18"/>
-              </w:rPr>
-              <w:t>Many2one</w:t>
-            </w:r>
-          </w:p>
-        </w:tc>
-        <w:tc>
-          <w:tcPr>
-            <w:tcW w:type="dxa" w:w="3600"/>
-          </w:tcPr>
-          <w:p>
-            <w:r>
-              <w:rPr>
-                <w:sz w:val="18"/>
-              </w:rPr>
-              <w:t>Project (timesheet-enabled)</w:t>
-            </w:r>
-          </w:p>
-        </w:tc>
-      </w:tr>
-      <w:tr>
-        <w:tc>
-          <w:tcPr>
-            <w:tcW w:type="dxa" w:w="3600"/>
-          </w:tcPr>
-          <w:p>
-            <w:r>
-              <w:rPr>
-                <w:sz w:val="18"/>
-              </w:rPr>
-              <w:t>task_id</w:t>
-            </w:r>
-          </w:p>
-        </w:tc>
-        <w:tc>
-          <w:tcPr>
-            <w:tcW w:type="dxa" w:w="3600"/>
-          </w:tcPr>
-          <w:p>
-            <w:r>
-              <w:rPr>
-                <w:sz w:val="18"/>
-              </w:rPr>
-              <w:t>Many2one</w:t>
-            </w:r>
-          </w:p>
-        </w:tc>
-        <w:tc>
-          <w:tcPr>
-            <w:tcW w:type="dxa" w:w="3600"/>
-          </w:tcPr>
-          <w:p>
-            <w:r>
-              <w:rPr>
-                <w:sz w:val="18"/>
-              </w:rPr>
-              <w:t>Task within project</w:t>
-            </w:r>
-          </w:p>
-        </w:tc>
-      </w:tr>
-      <w:tr>
-        <w:tc>
-          <w:tcPr>
-            <w:tcW w:type="dxa" w:w="3600"/>
-          </w:tcPr>
-          <w:p>
-            <w:r>
-              <w:rPr>
-                <w:sz w:val="18"/>
-              </w:rPr>
-              <w:t>description</w:t>
-            </w:r>
-          </w:p>
-        </w:tc>
-        <w:tc>
-          <w:tcPr>
-            <w:tcW w:type="dxa" w:w="3600"/>
-          </w:tcPr>
-          <w:p>
-            <w:r>
-              <w:rPr>
-                <w:sz w:val="18"/>
-              </w:rPr>
-              <w:t>Text</w:t>
-            </w:r>
-          </w:p>
-        </w:tc>
-        <w:tc>
-          <w:tcPr>
-            <w:tcW w:type="dxa" w:w="3600"/>
-          </w:tcPr>
-          <w:p>
-            <w:r>
-              <w:rPr>
-                <w:sz w:val="18"/>
-              </w:rPr>
-              <w:t>Reason / details</w:t>
-            </w:r>
-          </w:p>
-        </w:tc>
-      </w:tr>
-      <w:tr>
-        <w:tc>
-          <w:tcPr>
-            <w:tcW w:type="dxa" w:w="3600"/>
-          </w:tcPr>
-          <w:p>
-            <w:r>
-              <w:rPr>
-                <w:sz w:val="18"/>
-              </w:rPr>
-              <w:t>attachment_ids</w:t>
-            </w:r>
-          </w:p>
-        </w:tc>
-        <w:tc>
-          <w:tcPr>
-            <w:tcW w:type="dxa" w:w="3600"/>
-          </w:tcPr>
-          <w:p>
-            <w:r>
-              <w:rPr>
-                <w:sz w:val="18"/>
-              </w:rPr>
-              <w:t>Many2many</w:t>
-            </w:r>
-          </w:p>
-        </w:tc>
-        <w:tc>
-          <w:tcPr>
-            <w:tcW w:type="dxa" w:w="3600"/>
-          </w:tcPr>
-          <w:p>
-            <w:r>
-              <w:rPr>
-                <w:sz w:val="18"/>
-              </w:rPr>
-              <w:t>Supporting documents</w:t>
-            </w:r>
-          </w:p>
-        </w:tc>
-      </w:tr>
-      <w:tr>
-        <w:tc>
-          <w:tcPr>
-            <w:tcW w:type="dxa" w:w="3600"/>
-          </w:tcPr>
-          <w:p>
-            <w:r>
-              <w:rPr>
-                <w:sz w:val="18"/>
-              </w:rPr>
-              <w:t>state</w:t>
-            </w:r>
-          </w:p>
-        </w:tc>
-        <w:tc>
-          <w:tcPr>
-            <w:tcW w:type="dxa" w:w="3600"/>
-          </w:tcPr>
-          <w:p>
-            <w:r>
-              <w:rPr>
-                <w:sz w:val="18"/>
-              </w:rPr>
-              <w:t>Selection</w:t>
-            </w:r>
-          </w:p>
-        </w:tc>
-        <w:tc>
-          <w:tcPr>
-            <w:tcW w:type="dxa" w:w="3600"/>
-          </w:tcPr>
-          <w:p>
-            <w:r>
-              <w:rPr>
-                <w:sz w:val="18"/>
-              </w:rPr>
-              <w:t>Workflow status (see section 4.3)</w:t>
-            </w:r>
-          </w:p>
-        </w:tc>
-      </w:tr>
-      <w:tr>
-        <w:tc>
-          <w:tcPr>
-            <w:tcW w:type="dxa" w:w="3600"/>
-          </w:tcPr>
-          <w:p>
-            <w:r>
-              <w:rPr>
-                <w:sz w:val="18"/>
-              </w:rPr>
-              <w:t>approval_line_ids</w:t>
-            </w:r>
-          </w:p>
-        </w:tc>
-        <w:tc>
-          <w:tcPr>
-            <w:tcW w:type="dxa" w:w="3600"/>
-          </w:tcPr>
-          <w:p>
-            <w:r>
-              <w:rPr>
-                <w:sz w:val="18"/>
-              </w:rPr>
-              <w:t>One2many</w:t>
-            </w:r>
-          </w:p>
-        </w:tc>
-        <w:tc>
-          <w:tcPr>
-            <w:tcW w:type="dxa" w:w="3600"/>
-          </w:tcPr>
-          <w:p>
-            <w:r>
-              <w:rPr>
-                <w:sz w:val="18"/>
-              </w:rPr>
-              <w:t>Full approval audit trail</w:t>
-            </w:r>
-          </w:p>
-        </w:tc>
-      </w:tr>
-      <w:tr>
-        <w:tc>
-          <w:tcPr>
-            <w:tcW w:type="dxa" w:w="3600"/>
-          </w:tcPr>
-          <w:p>
-            <w:r>
-              <w:rPr>
-                <w:sz w:val="18"/>
-              </w:rPr>
-              <w:t>current_approver_id</w:t>
-            </w:r>
-          </w:p>
-        </w:tc>
-        <w:tc>
-          <w:tcPr>
-            <w:tcW w:type="dxa" w:w="3600"/>
-          </w:tcPr>
-          <w:p>
-            <w:r>
-              <w:rPr>
-                <w:sz w:val="18"/>
-              </w:rPr>
-              <w:t>Many2one</w:t>
-            </w:r>
-          </w:p>
-        </w:tc>
-        <w:tc>
-          <w:tcPr>
-            <w:tcW w:type="dxa" w:w="3600"/>
-          </w:tcPr>
-          <w:p>
-            <w:r>
-              <w:rPr>
-                <w:sz w:val="18"/>
-              </w:rPr>
-              <w:t>User who must act now (record rules)</w:t>
-            </w:r>
-          </w:p>
-        </w:tc>
-      </w:tr>
-      <w:tr>
-        <w:tc>
-          <w:tcPr>
-            <w:tcW w:type="dxa" w:w="3600"/>
-          </w:tcPr>
-          <w:p>
-            <w:r>
-              <w:rPr>
-                <w:sz w:val="18"/>
-              </w:rPr>
-              <w:t>hourly_cost</w:t>
-            </w:r>
-          </w:p>
-        </w:tc>
-        <w:tc>
-          <w:tcPr>
-            <w:tcW w:type="dxa" w:w="3600"/>
-          </w:tcPr>
-          <w:p>
-            <w:r>
-              <w:rPr>
-                <w:sz w:val="18"/>
-              </w:rPr>
-              <w:t>Monetary</w:t>
-            </w:r>
-          </w:p>
-        </w:tc>
-        <w:tc>
-          <w:tcPr>
-            <w:tcW w:type="dxa" w:w="3600"/>
-          </w:tcPr>
-          <w:p>
-            <w:r>
-              <w:rPr>
-                <w:sz w:val="18"/>
-              </w:rPr>
-              <w:t>From contract wage via hr.version</w:t>
-            </w:r>
-          </w:p>
-        </w:tc>
-      </w:tr>
-      <w:tr>
-        <w:tc>
-          <w:tcPr>
-            <w:tcW w:type="dxa" w:w="3600"/>
-          </w:tcPr>
-          <w:p>
-            <w:r>
-              <w:rPr>
-                <w:sz w:val="18"/>
-              </w:rPr>
-              <w:t>total_cost</w:t>
-            </w:r>
-          </w:p>
-        </w:tc>
-        <w:tc>
-          <w:tcPr>
-            <w:tcW w:type="dxa" w:w="3600"/>
-          </w:tcPr>
-          <w:p>
-            <w:r>
-              <w:rPr>
-                <w:sz w:val="18"/>
-              </w:rPr>
-              <w:t>Monetary</w:t>
-            </w:r>
-          </w:p>
-        </w:tc>
-        <w:tc>
-          <w:tcPr>
-            <w:tcW w:type="dxa" w:w="3600"/>
-          </w:tcPr>
-          <w:p>
-            <w:r>
-              <w:rPr>
-                <w:sz w:val="18"/>
-              </w:rPr>
-              <w:t>hours × hourly_cost × rate_multiplier</w:t>
-            </w:r>
-          </w:p>
-        </w:tc>
-      </w:tr>
-      <w:tr>
-        <w:tc>
-          <w:tcPr>
-            <w:tcW w:type="dxa" w:w="3600"/>
-          </w:tcPr>
-          <w:p>
-            <w:r>
-              <w:rPr>
-                <w:sz w:val="18"/>
-              </w:rPr>
-              <w:t>analytic_line_id</w:t>
-            </w:r>
-          </w:p>
-        </w:tc>
-        <w:tc>
-          <w:tcPr>
-            <w:tcW w:type="dxa" w:w="3600"/>
-          </w:tcPr>
-          <w:p>
-            <w:r>
-              <w:rPr>
-                <w:sz w:val="18"/>
-              </w:rPr>
-              <w:t>Many2one</w:t>
-            </w:r>
-          </w:p>
-        </w:tc>
-        <w:tc>
-          <w:tcPr>
-            <w:tcW w:type="dxa" w:w="3600"/>
-          </w:tcPr>
-          <w:p>
-            <w:r>
-              <w:rPr>
-                <w:sz w:val="18"/>
-              </w:rPr>
-              <w:t>Timesheet line created on HR approval</w:t>
+              <w:t>Pay multiplier — editable per branch (e.g. 1.5, 2.0, 2.5)</w:t>
+            </w:r>
+          </w:p>
+        </w:tc>
+      </w:tr>
+      <w:tr>
+        <w:tc>
+          <w:tcPr>
+            <w:tcW w:type="dxa" w:w="3600"/>
+          </w:tcPr>
+          <w:p>
+            <w:r>
+              <w:rPr>
+                <w:sz w:val="18"/>
+              </w:rPr>
+              <w:t>sequence</w:t>
+            </w:r>
+          </w:p>
+        </w:tc>
+        <w:tc>
+          <w:tcPr>
+            <w:tcW w:type="dxa" w:w="3600"/>
+          </w:tcPr>
+          <w:p>
+            <w:r>
+              <w:rPr>
+                <w:sz w:val="18"/>
+              </w:rPr>
+              <w:t>Integer</w:t>
+            </w:r>
+          </w:p>
+        </w:tc>
+        <w:tc>
+          <w:tcPr>
+            <w:tcW w:type="dxa" w:w="3600"/>
+          </w:tcPr>
+          <w:p>
+            <w:r>
+              <w:rPr>
+                <w:sz w:val="18"/>
+              </w:rPr>
+              <w:t>Display order in lists</w:t>
             </w:r>
           </w:p>
         </w:tc>
@@ -2224,61 +2461,143 @@
               <w:rPr>
                 <w:sz w:val="18"/>
               </w:rPr>
-              <w:t>Many2one</w:t>
-            </w:r>
-          </w:p>
-        </w:tc>
-        <w:tc>
-          <w:tcPr>
-            <w:tcW w:type="dxa" w:w="3600"/>
-          </w:tcPr>
-          <w:p>
-            <w:r>
-              <w:rPr>
-                <w:sz w:val="18"/>
-              </w:rPr>
-              <w:t>Company</w:t>
-            </w:r>
-          </w:p>
-        </w:tc>
-      </w:tr>
-      <w:tr>
-        <w:tc>
-          <w:tcPr>
-            <w:tcW w:type="dxa" w:w="3600"/>
-          </w:tcPr>
-          <w:p>
-            <w:r>
-              <w:rPr>
-                <w:sz w:val="18"/>
-              </w:rPr>
-              <w:t>currency_id</w:t>
-            </w:r>
-          </w:p>
-        </w:tc>
-        <w:tc>
-          <w:tcPr>
-            <w:tcW w:type="dxa" w:w="3600"/>
-          </w:tcPr>
-          <w:p>
-            <w:r>
-              <w:rPr>
-                <w:sz w:val="18"/>
-              </w:rPr>
-              <w:t>Many2one</w:t>
-            </w:r>
-          </w:p>
-        </w:tc>
-        <w:tc>
-          <w:tcPr>
-            <w:tcW w:type="dxa" w:w="3600"/>
-          </w:tcPr>
-          <w:p>
-            <w:r>
-              <w:rPr>
-                <w:sz w:val="18"/>
-              </w:rPr>
-              <w:t>Company currency</w:t>
+              <w:t>Integer FK → res_company</w:t>
+            </w:r>
+          </w:p>
+        </w:tc>
+        <w:tc>
+          <w:tcPr>
+            <w:tcW w:type="dxa" w:w="3600"/>
+          </w:tcPr>
+          <w:p>
+            <w:r>
+              <w:rPr>
+                <w:sz w:val="18"/>
+              </w:rPr>
+              <w:t>Company branch (NULL = shared template)</w:t>
+            </w:r>
+          </w:p>
+        </w:tc>
+      </w:tr>
+      <w:tr>
+        <w:tc>
+          <w:tcPr>
+            <w:tcW w:type="dxa" w:w="3600"/>
+          </w:tcPr>
+          <w:p>
+            <w:r>
+              <w:rPr>
+                <w:sz w:val="18"/>
+              </w:rPr>
+              <w:t>active</w:t>
+            </w:r>
+          </w:p>
+        </w:tc>
+        <w:tc>
+          <w:tcPr>
+            <w:tcW w:type="dxa" w:w="3600"/>
+          </w:tcPr>
+          <w:p>
+            <w:r>
+              <w:rPr>
+                <w:sz w:val="18"/>
+              </w:rPr>
+              <w:t>Boolean</w:t>
+            </w:r>
+          </w:p>
+        </w:tc>
+        <w:tc>
+          <w:tcPr>
+            <w:tcW w:type="dxa" w:w="3600"/>
+          </w:tcPr>
+          <w:p>
+            <w:r>
+              <w:rPr>
+                <w:sz w:val="18"/>
+              </w:rPr>
+              <w:t>Archive inactive types</w:t>
+            </w:r>
+          </w:p>
+        </w:tc>
+      </w:tr>
+      <w:tr>
+        <w:tc>
+          <w:tcPr>
+            <w:tcW w:type="dxa" w:w="3600"/>
+          </w:tcPr>
+          <w:p>
+            <w:r>
+              <w:rPr>
+                <w:sz w:val="18"/>
+              </w:rPr>
+              <w:t>create_uid / write_uid</w:t>
+            </w:r>
+          </w:p>
+        </w:tc>
+        <w:tc>
+          <w:tcPr>
+            <w:tcW w:type="dxa" w:w="3600"/>
+          </w:tcPr>
+          <w:p>
+            <w:r>
+              <w:rPr>
+                <w:sz w:val="18"/>
+              </w:rPr>
+              <w:t>Integer</w:t>
+            </w:r>
+          </w:p>
+        </w:tc>
+        <w:tc>
+          <w:tcPr>
+            <w:tcW w:type="dxa" w:w="3600"/>
+          </w:tcPr>
+          <w:p>
+            <w:r>
+              <w:rPr>
+                <w:sz w:val="18"/>
+              </w:rPr>
+              <w:t>Audit — Odoo standard</w:t>
+            </w:r>
+          </w:p>
+        </w:tc>
+      </w:tr>
+      <w:tr>
+        <w:tc>
+          <w:tcPr>
+            <w:tcW w:type="dxa" w:w="3600"/>
+          </w:tcPr>
+          <w:p>
+            <w:r>
+              <w:rPr>
+                <w:sz w:val="18"/>
+              </w:rPr>
+              <w:t>create_date / write_date</w:t>
+            </w:r>
+          </w:p>
+        </w:tc>
+        <w:tc>
+          <w:tcPr>
+            <w:tcW w:type="dxa" w:w="3600"/>
+          </w:tcPr>
+          <w:p>
+            <w:r>
+              <w:rPr>
+                <w:sz w:val="18"/>
+              </w:rPr>
+              <w:t>Timestamp</w:t>
+            </w:r>
+          </w:p>
+        </w:tc>
+        <w:tc>
+          <w:tcPr>
+            <w:tcW w:type="dxa" w:w="3600"/>
+          </w:tcPr>
+          <w:p>
+            <w:r>
+              <w:rPr>
+                <w:sz w:val="18"/>
+              </w:rPr>
+              <w:t>Audit — Odoo standard</w:t>
             </w:r>
           </w:p>
         </w:tc>
@@ -2295,7 +2614,7 @@
           <w:color w:val="156082"/>
           <w:sz w:val="28"/>
         </w:rPr>
-        <w:t>5.3 hr.overtime.approval.line (Audit Trail)</w:t>
+        <w:t>6.2 hr.overtime.request → table hr_overtime_request</w:t>
       </w:r>
     </w:p>
     <w:tbl>
@@ -2375,48 +2694,7 @@
               <w:rPr>
                 <w:sz w:val="18"/>
               </w:rPr>
-              <w:t>request_id</w:t>
-            </w:r>
-          </w:p>
-        </w:tc>
-        <w:tc>
-          <w:tcPr>
-            <w:tcW w:type="dxa" w:w="3600"/>
-          </w:tcPr>
-          <w:p>
-            <w:r>
-              <w:rPr>
-                <w:sz w:val="18"/>
-              </w:rPr>
-              <w:t>Many2one</w:t>
-            </w:r>
-          </w:p>
-        </w:tc>
-        <w:tc>
-          <w:tcPr>
-            <w:tcW w:type="dxa" w:w="3600"/>
-          </w:tcPr>
-          <w:p>
-            <w:r>
-              <w:rPr>
-                <w:sz w:val="18"/>
-              </w:rPr>
-              <w:t>Parent overtime request</w:t>
-            </w:r>
-          </w:p>
-        </w:tc>
-      </w:tr>
-      <w:tr>
-        <w:tc>
-          <w:tcPr>
-            <w:tcW w:type="dxa" w:w="3600"/>
-          </w:tcPr>
-          <w:p>
-            <w:r>
-              <w:rPr>
-                <w:sz w:val="18"/>
-              </w:rPr>
-              <w:t>sequence</w:t>
+              <w:t>id</w:t>
             </w:r>
           </w:p>
         </w:tc>
@@ -2442,89 +2720,540 @@
               <w:rPr>
                 <w:sz w:val="18"/>
               </w:rPr>
-              <w:t>Order in chain (10, 20, 30…)</w:t>
-            </w:r>
-          </w:p>
-        </w:tc>
-      </w:tr>
-      <w:tr>
-        <w:tc>
-          <w:tcPr>
-            <w:tcW w:type="dxa" w:w="3600"/>
-          </w:tcPr>
-          <w:p>
-            <w:r>
-              <w:rPr>
-                <w:sz w:val="18"/>
-              </w:rPr>
-              <w:t>role</w:t>
-            </w:r>
-          </w:p>
-        </w:tc>
-        <w:tc>
-          <w:tcPr>
-            <w:tcW w:type="dxa" w:w="3600"/>
-          </w:tcPr>
-          <w:p>
-            <w:r>
-              <w:rPr>
-                <w:sz w:val="18"/>
-              </w:rPr>
-              <w:t>Selection</w:t>
-            </w:r>
-          </w:p>
-        </w:tc>
-        <w:tc>
-          <w:tcPr>
-            <w:tcW w:type="dxa" w:w="3600"/>
-          </w:tcPr>
-          <w:p>
-            <w:r>
-              <w:rPr>
-                <w:sz w:val="18"/>
-              </w:rPr>
-              <w:t>dept_manager | upper_manager | hr</w:t>
-            </w:r>
-          </w:p>
-        </w:tc>
-      </w:tr>
-      <w:tr>
-        <w:tc>
-          <w:tcPr>
-            <w:tcW w:type="dxa" w:w="3600"/>
-          </w:tcPr>
-          <w:p>
-            <w:r>
-              <w:rPr>
-                <w:sz w:val="18"/>
-              </w:rPr>
-              <w:t>approver_id</w:t>
-            </w:r>
-          </w:p>
-        </w:tc>
-        <w:tc>
-          <w:tcPr>
-            <w:tcW w:type="dxa" w:w="3600"/>
-          </w:tcPr>
-          <w:p>
-            <w:r>
-              <w:rPr>
-                <w:sz w:val="18"/>
-              </w:rPr>
-              <w:t>Many2one</w:t>
-            </w:r>
-          </w:p>
-        </w:tc>
-        <w:tc>
-          <w:tcPr>
-            <w:tcW w:type="dxa" w:w="3600"/>
-          </w:tcPr>
-          <w:p>
-            <w:r>
-              <w:rPr>
-                <w:sz w:val="18"/>
-              </w:rPr>
-              <w:t>Assigned approver user</w:t>
+              <w:t>Primary key</w:t>
+            </w:r>
+          </w:p>
+        </w:tc>
+      </w:tr>
+      <w:tr>
+        <w:tc>
+          <w:tcPr>
+            <w:tcW w:type="dxa" w:w="3600"/>
+          </w:tcPr>
+          <w:p>
+            <w:r>
+              <w:rPr>
+                <w:sz w:val="18"/>
+              </w:rPr>
+              <w:t>name</w:t>
+            </w:r>
+          </w:p>
+        </w:tc>
+        <w:tc>
+          <w:tcPr>
+            <w:tcW w:type="dxa" w:w="3600"/>
+          </w:tcPr>
+          <w:p>
+            <w:r>
+              <w:rPr>
+                <w:sz w:val="18"/>
+              </w:rPr>
+              <w:t>Varchar</w:t>
+            </w:r>
+          </w:p>
+        </w:tc>
+        <w:tc>
+          <w:tcPr>
+            <w:tcW w:type="dxa" w:w="3600"/>
+          </w:tcPr>
+          <w:p>
+            <w:r>
+              <w:rPr>
+                <w:sz w:val="18"/>
+              </w:rPr>
+              <w:t>Sequence OT/YYYY/MM/00001</w:t>
+            </w:r>
+          </w:p>
+        </w:tc>
+      </w:tr>
+      <w:tr>
+        <w:tc>
+          <w:tcPr>
+            <w:tcW w:type="dxa" w:w="3600"/>
+          </w:tcPr>
+          <w:p>
+            <w:r>
+              <w:rPr>
+                <w:sz w:val="18"/>
+              </w:rPr>
+              <w:t>employee_id</w:t>
+            </w:r>
+          </w:p>
+        </w:tc>
+        <w:tc>
+          <w:tcPr>
+            <w:tcW w:type="dxa" w:w="3600"/>
+          </w:tcPr>
+          <w:p>
+            <w:r>
+              <w:rPr>
+                <w:sz w:val="18"/>
+              </w:rPr>
+              <w:t>Integer FK → hr_employee</w:t>
+            </w:r>
+          </w:p>
+        </w:tc>
+        <w:tc>
+          <w:tcPr>
+            <w:tcW w:type="dxa" w:w="3600"/>
+          </w:tcPr>
+          <w:p>
+            <w:r>
+              <w:rPr>
+                <w:sz w:val="18"/>
+              </w:rPr>
+              <w:t>Employee who worked overtime</w:t>
+            </w:r>
+          </w:p>
+        </w:tc>
+      </w:tr>
+      <w:tr>
+        <w:tc>
+          <w:tcPr>
+            <w:tcW w:type="dxa" w:w="3600"/>
+          </w:tcPr>
+          <w:p>
+            <w:r>
+              <w:rPr>
+                <w:sz w:val="18"/>
+              </w:rPr>
+              <w:t>department_id</w:t>
+            </w:r>
+          </w:p>
+        </w:tc>
+        <w:tc>
+          <w:tcPr>
+            <w:tcW w:type="dxa" w:w="3600"/>
+          </w:tcPr>
+          <w:p>
+            <w:r>
+              <w:rPr>
+                <w:sz w:val="18"/>
+              </w:rPr>
+              <w:t>Integer FK</w:t>
+            </w:r>
+          </w:p>
+        </w:tc>
+        <w:tc>
+          <w:tcPr>
+            <w:tcW w:type="dxa" w:w="3600"/>
+          </w:tcPr>
+          <w:p>
+            <w:r>
+              <w:rPr>
+                <w:sz w:val="18"/>
+              </w:rPr>
+              <w:t>Stored related from employee</w:t>
+            </w:r>
+          </w:p>
+        </w:tc>
+      </w:tr>
+      <w:tr>
+        <w:tc>
+          <w:tcPr>
+            <w:tcW w:type="dxa" w:w="3600"/>
+          </w:tcPr>
+          <w:p>
+            <w:r>
+              <w:rPr>
+                <w:sz w:val="18"/>
+              </w:rPr>
+              <w:t>manager_id</w:t>
+            </w:r>
+          </w:p>
+        </w:tc>
+        <w:tc>
+          <w:tcPr>
+            <w:tcW w:type="dxa" w:w="3600"/>
+          </w:tcPr>
+          <w:p>
+            <w:r>
+              <w:rPr>
+                <w:sz w:val="18"/>
+              </w:rPr>
+              <w:t>Integer FK</w:t>
+            </w:r>
+          </w:p>
+        </w:tc>
+        <w:tc>
+          <w:tcPr>
+            <w:tcW w:type="dxa" w:w="3600"/>
+          </w:tcPr>
+          <w:p>
+            <w:r>
+              <w:rPr>
+                <w:sz w:val="18"/>
+              </w:rPr>
+              <w:t>Direct manager (parent_id)</w:t>
+            </w:r>
+          </w:p>
+        </w:tc>
+      </w:tr>
+      <w:tr>
+        <w:tc>
+          <w:tcPr>
+            <w:tcW w:type="dxa" w:w="3600"/>
+          </w:tcPr>
+          <w:p>
+            <w:r>
+              <w:rPr>
+                <w:sz w:val="18"/>
+              </w:rPr>
+              <w:t>employee_company_id</w:t>
+            </w:r>
+          </w:p>
+        </w:tc>
+        <w:tc>
+          <w:tcPr>
+            <w:tcW w:type="dxa" w:w="3600"/>
+          </w:tcPr>
+          <w:p>
+            <w:r>
+              <w:rPr>
+                <w:sz w:val="18"/>
+              </w:rPr>
+              <w:t>Integer</w:t>
+            </w:r>
+          </w:p>
+        </w:tc>
+        <w:tc>
+          <w:tcPr>
+            <w:tcW w:type="dxa" w:w="3600"/>
+          </w:tcPr>
+          <w:p>
+            <w:r>
+              <w:rPr>
+                <w:sz w:val="18"/>
+              </w:rPr>
+              <w:t>Employee company id (computed, stored)</w:t>
+            </w:r>
+          </w:p>
+        </w:tc>
+      </w:tr>
+      <w:tr>
+        <w:tc>
+          <w:tcPr>
+            <w:tcW w:type="dxa" w:w="3600"/>
+          </w:tcPr>
+          <w:p>
+            <w:r>
+              <w:rPr>
+                <w:sz w:val="18"/>
+              </w:rPr>
+              <w:t>start_datetime</w:t>
+            </w:r>
+          </w:p>
+        </w:tc>
+        <w:tc>
+          <w:tcPr>
+            <w:tcW w:type="dxa" w:w="3600"/>
+          </w:tcPr>
+          <w:p>
+            <w:r>
+              <w:rPr>
+                <w:sz w:val="18"/>
+              </w:rPr>
+              <w:t>Timestamp</w:t>
+            </w:r>
+          </w:p>
+        </w:tc>
+        <w:tc>
+          <w:tcPr>
+            <w:tcW w:type="dxa" w:w="3600"/>
+          </w:tcPr>
+          <w:p>
+            <w:r>
+              <w:rPr>
+                <w:sz w:val="18"/>
+              </w:rPr>
+              <w:t>Overtime start</w:t>
+            </w:r>
+          </w:p>
+        </w:tc>
+      </w:tr>
+      <w:tr>
+        <w:tc>
+          <w:tcPr>
+            <w:tcW w:type="dxa" w:w="3600"/>
+          </w:tcPr>
+          <w:p>
+            <w:r>
+              <w:rPr>
+                <w:sz w:val="18"/>
+              </w:rPr>
+              <w:t>end_datetime</w:t>
+            </w:r>
+          </w:p>
+        </w:tc>
+        <w:tc>
+          <w:tcPr>
+            <w:tcW w:type="dxa" w:w="3600"/>
+          </w:tcPr>
+          <w:p>
+            <w:r>
+              <w:rPr>
+                <w:sz w:val="18"/>
+              </w:rPr>
+              <w:t>Timestamp</w:t>
+            </w:r>
+          </w:p>
+        </w:tc>
+        <w:tc>
+          <w:tcPr>
+            <w:tcW w:type="dxa" w:w="3600"/>
+          </w:tcPr>
+          <w:p>
+            <w:r>
+              <w:rPr>
+                <w:sz w:val="18"/>
+              </w:rPr>
+              <w:t>Overtime end</w:t>
+            </w:r>
+          </w:p>
+        </w:tc>
+      </w:tr>
+      <w:tr>
+        <w:tc>
+          <w:tcPr>
+            <w:tcW w:type="dxa" w:w="3600"/>
+          </w:tcPr>
+          <w:p>
+            <w:r>
+              <w:rPr>
+                <w:sz w:val="18"/>
+              </w:rPr>
+              <w:t>date</w:t>
+            </w:r>
+          </w:p>
+        </w:tc>
+        <w:tc>
+          <w:tcPr>
+            <w:tcW w:type="dxa" w:w="3600"/>
+          </w:tcPr>
+          <w:p>
+            <w:r>
+              <w:rPr>
+                <w:sz w:val="18"/>
+              </w:rPr>
+              <w:t>Date</w:t>
+            </w:r>
+          </w:p>
+        </w:tc>
+        <w:tc>
+          <w:tcPr>
+            <w:tcW w:type="dxa" w:w="3600"/>
+          </w:tcPr>
+          <w:p>
+            <w:r>
+              <w:rPr>
+                <w:sz w:val="18"/>
+              </w:rPr>
+              <w:t>Computed from start_datetime</w:t>
+            </w:r>
+          </w:p>
+        </w:tc>
+      </w:tr>
+      <w:tr>
+        <w:tc>
+          <w:tcPr>
+            <w:tcW w:type="dxa" w:w="3600"/>
+          </w:tcPr>
+          <w:p>
+            <w:r>
+              <w:rPr>
+                <w:sz w:val="18"/>
+              </w:rPr>
+              <w:t>overtime_hours</w:t>
+            </w:r>
+          </w:p>
+        </w:tc>
+        <w:tc>
+          <w:tcPr>
+            <w:tcW w:type="dxa" w:w="3600"/>
+          </w:tcPr>
+          <w:p>
+            <w:r>
+              <w:rPr>
+                <w:sz w:val="18"/>
+              </w:rPr>
+              <w:t>Float</w:t>
+            </w:r>
+          </w:p>
+        </w:tc>
+        <w:tc>
+          <w:tcPr>
+            <w:tcW w:type="dxa" w:w="3600"/>
+          </w:tcPr>
+          <w:p>
+            <w:r>
+              <w:rPr>
+                <w:sz w:val="18"/>
+              </w:rPr>
+              <w:t>Computed duration in hours</w:t>
+            </w:r>
+          </w:p>
+        </w:tc>
+      </w:tr>
+      <w:tr>
+        <w:tc>
+          <w:tcPr>
+            <w:tcW w:type="dxa" w:w="3600"/>
+          </w:tcPr>
+          <w:p>
+            <w:r>
+              <w:rPr>
+                <w:sz w:val="18"/>
+              </w:rPr>
+              <w:t>overtime_type_id</w:t>
+            </w:r>
+          </w:p>
+        </w:tc>
+        <w:tc>
+          <w:tcPr>
+            <w:tcW w:type="dxa" w:w="3600"/>
+          </w:tcPr>
+          <w:p>
+            <w:r>
+              <w:rPr>
+                <w:sz w:val="18"/>
+              </w:rPr>
+              <w:t>Integer FK → hr_overtime_type</w:t>
+            </w:r>
+          </w:p>
+        </w:tc>
+        <w:tc>
+          <w:tcPr>
+            <w:tcW w:type="dxa" w:w="3600"/>
+          </w:tcPr>
+          <w:p>
+            <w:r>
+              <w:rPr>
+                <w:sz w:val="18"/>
+              </w:rPr>
+              <w:t>Auto-computed from date/category</w:t>
+            </w:r>
+          </w:p>
+        </w:tc>
+      </w:tr>
+      <w:tr>
+        <w:tc>
+          <w:tcPr>
+            <w:tcW w:type="dxa" w:w="3600"/>
+          </w:tcPr>
+          <w:p>
+            <w:r>
+              <w:rPr>
+                <w:sz w:val="18"/>
+              </w:rPr>
+              <w:t>project_id</w:t>
+            </w:r>
+          </w:p>
+        </w:tc>
+        <w:tc>
+          <w:tcPr>
+            <w:tcW w:type="dxa" w:w="3600"/>
+          </w:tcPr>
+          <w:p>
+            <w:r>
+              <w:rPr>
+                <w:sz w:val="18"/>
+              </w:rPr>
+              <w:t>Integer FK → project_project</w:t>
+            </w:r>
+          </w:p>
+        </w:tc>
+        <w:tc>
+          <w:tcPr>
+            <w:tcW w:type="dxa" w:w="3600"/>
+          </w:tcPr>
+          <w:p>
+            <w:r>
+              <w:rPr>
+                <w:sz w:val="18"/>
+              </w:rPr>
+              <w:t>Timesheet-enabled project</w:t>
+            </w:r>
+          </w:p>
+        </w:tc>
+      </w:tr>
+      <w:tr>
+        <w:tc>
+          <w:tcPr>
+            <w:tcW w:type="dxa" w:w="3600"/>
+          </w:tcPr>
+          <w:p>
+            <w:r>
+              <w:rPr>
+                <w:sz w:val="18"/>
+              </w:rPr>
+              <w:t>task_id</w:t>
+            </w:r>
+          </w:p>
+        </w:tc>
+        <w:tc>
+          <w:tcPr>
+            <w:tcW w:type="dxa" w:w="3600"/>
+          </w:tcPr>
+          <w:p>
+            <w:r>
+              <w:rPr>
+                <w:sz w:val="18"/>
+              </w:rPr>
+              <w:t>Integer FK → project_task</w:t>
+            </w:r>
+          </w:p>
+        </w:tc>
+        <w:tc>
+          <w:tcPr>
+            <w:tcW w:type="dxa" w:w="3600"/>
+          </w:tcPr>
+          <w:p>
+            <w:r>
+              <w:rPr>
+                <w:sz w:val="18"/>
+              </w:rPr>
+              <w:t>Task within project</w:t>
+            </w:r>
+          </w:p>
+        </w:tc>
+      </w:tr>
+      <w:tr>
+        <w:tc>
+          <w:tcPr>
+            <w:tcW w:type="dxa" w:w="3600"/>
+          </w:tcPr>
+          <w:p>
+            <w:r>
+              <w:rPr>
+                <w:sz w:val="18"/>
+              </w:rPr>
+              <w:t>description</w:t>
+            </w:r>
+          </w:p>
+        </w:tc>
+        <w:tc>
+          <w:tcPr>
+            <w:tcW w:type="dxa" w:w="3600"/>
+          </w:tcPr>
+          <w:p>
+            <w:r>
+              <w:rPr>
+                <w:sz w:val="18"/>
+              </w:rPr>
+              <w:t>Text</w:t>
+            </w:r>
+          </w:p>
+        </w:tc>
+        <w:tc>
+          <w:tcPr>
+            <w:tcW w:type="dxa" w:w="3600"/>
+          </w:tcPr>
+          <w:p>
+            <w:r>
+              <w:rPr>
+                <w:sz w:val="18"/>
+              </w:rPr>
+              <w:t>Reason / details</w:t>
             </w:r>
           </w:p>
         </w:tc>
@@ -2552,108 +3281,284 @@
               <w:rPr>
                 <w:sz w:val="18"/>
               </w:rPr>
-              <w:t>Selection</w:t>
-            </w:r>
-          </w:p>
-        </w:tc>
-        <w:tc>
-          <w:tcPr>
-            <w:tcW w:type="dxa" w:w="3600"/>
-          </w:tcPr>
-          <w:p>
-            <w:r>
-              <w:rPr>
-                <w:sz w:val="18"/>
-              </w:rPr>
-              <w:t>pending | to_approve | approved | refused</w:t>
-            </w:r>
-          </w:p>
-        </w:tc>
-      </w:tr>
-      <w:tr>
-        <w:tc>
-          <w:tcPr>
-            <w:tcW w:type="dxa" w:w="3600"/>
-          </w:tcPr>
-          <w:p>
-            <w:r>
-              <w:rPr>
-                <w:sz w:val="18"/>
-              </w:rPr>
-              <w:t>decision_date</w:t>
-            </w:r>
-          </w:p>
-        </w:tc>
-        <w:tc>
-          <w:tcPr>
-            <w:tcW w:type="dxa" w:w="3600"/>
-          </w:tcPr>
-          <w:p>
-            <w:r>
-              <w:rPr>
-                <w:sz w:val="18"/>
-              </w:rPr>
-              <w:t>Datetime</w:t>
-            </w:r>
-          </w:p>
-        </w:tc>
-        <w:tc>
-          <w:tcPr>
-            <w:tcW w:type="dxa" w:w="3600"/>
-          </w:tcPr>
-          <w:p>
-            <w:r>
-              <w:rPr>
-                <w:sz w:val="18"/>
-              </w:rPr>
-              <w:t>When decision was made</w:t>
-            </w:r>
-          </w:p>
-        </w:tc>
-      </w:tr>
-      <w:tr>
-        <w:tc>
-          <w:tcPr>
-            <w:tcW w:type="dxa" w:w="3600"/>
-          </w:tcPr>
-          <w:p>
-            <w:r>
-              <w:rPr>
-                <w:sz w:val="18"/>
-              </w:rPr>
-              <w:t>comment</w:t>
-            </w:r>
-          </w:p>
-        </w:tc>
-        <w:tc>
-          <w:tcPr>
-            <w:tcW w:type="dxa" w:w="3600"/>
-          </w:tcPr>
-          <w:p>
-            <w:r>
-              <w:rPr>
-                <w:sz w:val="18"/>
-              </w:rPr>
-              <w:t>Text</w:t>
-            </w:r>
-          </w:p>
-        </w:tc>
-        <w:tc>
-          <w:tcPr>
-            <w:tcW w:type="dxa" w:w="3600"/>
-          </w:tcPr>
-          <w:p>
-            <w:r>
-              <w:rPr>
-                <w:sz w:val="18"/>
-              </w:rPr>
-              <w:t>Refusal reason or notes</w:t>
+              <w:t>Varchar</w:t>
+            </w:r>
+          </w:p>
+        </w:tc>
+        <w:tc>
+          <w:tcPr>
+            <w:tcW w:type="dxa" w:w="3600"/>
+          </w:tcPr>
+          <w:p>
+            <w:r>
+              <w:rPr>
+                <w:sz w:val="18"/>
+              </w:rPr>
+              <w:t>draft | submitted | manager_approved | upper_manager_approved | hr_approved | refused | cancel</w:t>
+            </w:r>
+          </w:p>
+        </w:tc>
+      </w:tr>
+      <w:tr>
+        <w:tc>
+          <w:tcPr>
+            <w:tcW w:type="dxa" w:w="3600"/>
+          </w:tcPr>
+          <w:p>
+            <w:r>
+              <w:rPr>
+                <w:sz w:val="18"/>
+              </w:rPr>
+              <w:t>current_approver_id</w:t>
+            </w:r>
+          </w:p>
+        </w:tc>
+        <w:tc>
+          <w:tcPr>
+            <w:tcW w:type="dxa" w:w="3600"/>
+          </w:tcPr>
+          <w:p>
+            <w:r>
+              <w:rPr>
+                <w:sz w:val="18"/>
+              </w:rPr>
+              <w:t>Integer FK → res_users</w:t>
+            </w:r>
+          </w:p>
+        </w:tc>
+        <w:tc>
+          <w:tcPr>
+            <w:tcW w:type="dxa" w:w="3600"/>
+          </w:tcPr>
+          <w:p>
+            <w:r>
+              <w:rPr>
+                <w:sz w:val="18"/>
+              </w:rPr>
+              <w:t>User who must act now</w:t>
+            </w:r>
+          </w:p>
+        </w:tc>
+      </w:tr>
+      <w:tr>
+        <w:tc>
+          <w:tcPr>
+            <w:tcW w:type="dxa" w:w="3600"/>
+          </w:tcPr>
+          <w:p>
+            <w:r>
+              <w:rPr>
+                <w:sz w:val="18"/>
+              </w:rPr>
+              <w:t>hourly_cost</w:t>
+            </w:r>
+          </w:p>
+        </w:tc>
+        <w:tc>
+          <w:tcPr>
+            <w:tcW w:type="dxa" w:w="3600"/>
+          </w:tcPr>
+          <w:p>
+            <w:r>
+              <w:rPr>
+                <w:sz w:val="18"/>
+              </w:rPr>
+              <w:t>Numeric</w:t>
+            </w:r>
+          </w:p>
+        </w:tc>
+        <w:tc>
+          <w:tcPr>
+            <w:tcW w:type="dxa" w:w="3600"/>
+          </w:tcPr>
+          <w:p>
+            <w:r>
+              <w:rPr>
+                <w:sz w:val="18"/>
+              </w:rPr>
+              <w:t>Computed from hr.version wage</w:t>
+            </w:r>
+          </w:p>
+        </w:tc>
+      </w:tr>
+      <w:tr>
+        <w:tc>
+          <w:tcPr>
+            <w:tcW w:type="dxa" w:w="3600"/>
+          </w:tcPr>
+          <w:p>
+            <w:r>
+              <w:rPr>
+                <w:sz w:val="18"/>
+              </w:rPr>
+              <w:t>total_cost</w:t>
+            </w:r>
+          </w:p>
+        </w:tc>
+        <w:tc>
+          <w:tcPr>
+            <w:tcW w:type="dxa" w:w="3600"/>
+          </w:tcPr>
+          <w:p>
+            <w:r>
+              <w:rPr>
+                <w:sz w:val="18"/>
+              </w:rPr>
+              <w:t>Numeric</w:t>
+            </w:r>
+          </w:p>
+        </w:tc>
+        <w:tc>
+          <w:tcPr>
+            <w:tcW w:type="dxa" w:w="3600"/>
+          </w:tcPr>
+          <w:p>
+            <w:r>
+              <w:rPr>
+                <w:sz w:val="18"/>
+              </w:rPr>
+              <w:t>hours × hourly_cost × rate_multiplier</w:t>
+            </w:r>
+          </w:p>
+        </w:tc>
+      </w:tr>
+      <w:tr>
+        <w:tc>
+          <w:tcPr>
+            <w:tcW w:type="dxa" w:w="3600"/>
+          </w:tcPr>
+          <w:p>
+            <w:r>
+              <w:rPr>
+                <w:sz w:val="18"/>
+              </w:rPr>
+              <w:t>analytic_line_id</w:t>
+            </w:r>
+          </w:p>
+        </w:tc>
+        <w:tc>
+          <w:tcPr>
+            <w:tcW w:type="dxa" w:w="3600"/>
+          </w:tcPr>
+          <w:p>
+            <w:r>
+              <w:rPr>
+                <w:sz w:val="18"/>
+              </w:rPr>
+              <w:t>Integer FK</w:t>
+            </w:r>
+          </w:p>
+        </w:tc>
+        <w:tc>
+          <w:tcPr>
+            <w:tcW w:type="dxa" w:w="3600"/>
+          </w:tcPr>
+          <w:p>
+            <w:r>
+              <w:rPr>
+                <w:sz w:val="18"/>
+              </w:rPr>
+              <w:t>Timesheet line after HR approval</w:t>
+            </w:r>
+          </w:p>
+        </w:tc>
+      </w:tr>
+      <w:tr>
+        <w:tc>
+          <w:tcPr>
+            <w:tcW w:type="dxa" w:w="3600"/>
+          </w:tcPr>
+          <w:p>
+            <w:r>
+              <w:rPr>
+                <w:sz w:val="18"/>
+              </w:rPr>
+              <w:t>company_id</w:t>
+            </w:r>
+          </w:p>
+        </w:tc>
+        <w:tc>
+          <w:tcPr>
+            <w:tcW w:type="dxa" w:w="3600"/>
+          </w:tcPr>
+          <w:p>
+            <w:r>
+              <w:rPr>
+                <w:sz w:val="18"/>
+              </w:rPr>
+              <w:t>Integer FK → res_company</w:t>
+            </w:r>
+          </w:p>
+        </w:tc>
+        <w:tc>
+          <w:tcPr>
+            <w:tcW w:type="dxa" w:w="3600"/>
+          </w:tcPr>
+          <w:p>
+            <w:r>
+              <w:rPr>
+                <w:sz w:val="18"/>
+              </w:rPr>
+              <w:t>Employee company branch</w:t>
+            </w:r>
+          </w:p>
+        </w:tc>
+      </w:tr>
+      <w:tr>
+        <w:tc>
+          <w:tcPr>
+            <w:tcW w:type="dxa" w:w="3600"/>
+          </w:tcPr>
+          <w:p>
+            <w:r>
+              <w:rPr>
+                <w:sz w:val="18"/>
+              </w:rPr>
+              <w:t>currency_id</w:t>
+            </w:r>
+          </w:p>
+        </w:tc>
+        <w:tc>
+          <w:tcPr>
+            <w:tcW w:type="dxa" w:w="3600"/>
+          </w:tcPr>
+          <w:p>
+            <w:r>
+              <w:rPr>
+                <w:sz w:val="18"/>
+              </w:rPr>
+              <w:t>Integer FK</w:t>
+            </w:r>
+          </w:p>
+        </w:tc>
+        <w:tc>
+          <w:tcPr>
+            <w:tcW w:type="dxa" w:w="3600"/>
+          </w:tcPr>
+          <w:p>
+            <w:r>
+              <w:rPr>
+                <w:sz w:val="18"/>
+              </w:rPr>
+              <w:t>Company currency</w:t>
             </w:r>
           </w:p>
         </w:tc>
       </w:tr>
     </w:tbl>
     <w:p/>
+    <w:p>
+      <w:pPr>
+        <w:spacing w:after="120"/>
+      </w:pPr>
+      <w:r>
+        <w:rPr>
+          <w:color w:val="333333"/>
+          <w:sz w:val="22"/>
+        </w:rPr>
+        <w:t>Many2many hr_overtime_request_ir_attachment_rel links supporting documents (ir_attachment).</w:t>
+      </w:r>
+    </w:p>
     <w:p>
       <w:pPr>
         <w:spacing w:before="200" w:after="80"/>
@@ -2664,7 +3569,426 @@
           <w:color w:val="156082"/>
           <w:sz w:val="28"/>
         </w:rPr>
-        <w:t>5.4 res.company Extensions</w:t>
+        <w:t>6.3 hr.overtime.approval.line → table hr_overtime_approval_line</w:t>
+      </w:r>
+    </w:p>
+    <w:tbl>
+      <w:tblPr>
+        <w:tblStyle w:val="TableGrid"/>
+        <w:tblW w:type="auto" w:w="0"/>
+        <w:tblLook w:firstColumn="1" w:firstRow="1" w:lastColumn="0" w:lastRow="0" w:noHBand="0" w:noVBand="1" w:val="04A0"/>
+      </w:tblPr>
+      <w:tblGrid>
+        <w:gridCol w:w="3600"/>
+        <w:gridCol w:w="3600"/>
+        <w:gridCol w:w="3600"/>
+      </w:tblGrid>
+      <w:tr>
+        <w:tc>
+          <w:tcPr>
+            <w:tcW w:type="dxa" w:w="3600"/>
+          </w:tcPr>
+          <w:p>
+            <w:pPr>
+              <w:shd w:fill="0E2841" w:val="clear"/>
+            </w:pPr>
+            <w:r>
+              <w:rPr>
+                <w:b/>
+                <w:color w:val="FFFFFF"/>
+                <w:sz w:val="20"/>
+              </w:rPr>
+              <w:t>Column</w:t>
+            </w:r>
+          </w:p>
+        </w:tc>
+        <w:tc>
+          <w:tcPr>
+            <w:tcW w:type="dxa" w:w="3600"/>
+          </w:tcPr>
+          <w:p>
+            <w:pPr>
+              <w:shd w:fill="0E2841" w:val="clear"/>
+            </w:pPr>
+            <w:r>
+              <w:rPr>
+                <w:b/>
+                <w:color w:val="FFFFFF"/>
+                <w:sz w:val="20"/>
+              </w:rPr>
+              <w:t>Type</w:t>
+            </w:r>
+          </w:p>
+        </w:tc>
+        <w:tc>
+          <w:tcPr>
+            <w:tcW w:type="dxa" w:w="3600"/>
+          </w:tcPr>
+          <w:p>
+            <w:pPr>
+              <w:shd w:fill="0E2841" w:val="clear"/>
+            </w:pPr>
+            <w:r>
+              <w:rPr>
+                <w:b/>
+                <w:color w:val="FFFFFF"/>
+                <w:sz w:val="20"/>
+              </w:rPr>
+              <w:t>Description</w:t>
+            </w:r>
+          </w:p>
+        </w:tc>
+      </w:tr>
+      <w:tr>
+        <w:tc>
+          <w:tcPr>
+            <w:tcW w:type="dxa" w:w="3600"/>
+          </w:tcPr>
+          <w:p>
+            <w:r>
+              <w:rPr>
+                <w:sz w:val="18"/>
+              </w:rPr>
+              <w:t>request_id</w:t>
+            </w:r>
+          </w:p>
+        </w:tc>
+        <w:tc>
+          <w:tcPr>
+            <w:tcW w:type="dxa" w:w="3600"/>
+          </w:tcPr>
+          <w:p>
+            <w:r>
+              <w:rPr>
+                <w:sz w:val="18"/>
+              </w:rPr>
+              <w:t>Many2one</w:t>
+            </w:r>
+          </w:p>
+        </w:tc>
+        <w:tc>
+          <w:tcPr>
+            <w:tcW w:type="dxa" w:w="3600"/>
+          </w:tcPr>
+          <w:p>
+            <w:r>
+              <w:rPr>
+                <w:sz w:val="18"/>
+              </w:rPr>
+              <w:t>Parent overtime request</w:t>
+            </w:r>
+          </w:p>
+        </w:tc>
+      </w:tr>
+      <w:tr>
+        <w:tc>
+          <w:tcPr>
+            <w:tcW w:type="dxa" w:w="3600"/>
+          </w:tcPr>
+          <w:p>
+            <w:r>
+              <w:rPr>
+                <w:sz w:val="18"/>
+              </w:rPr>
+              <w:t>sequence</w:t>
+            </w:r>
+          </w:p>
+        </w:tc>
+        <w:tc>
+          <w:tcPr>
+            <w:tcW w:type="dxa" w:w="3600"/>
+          </w:tcPr>
+          <w:p>
+            <w:r>
+              <w:rPr>
+                <w:sz w:val="18"/>
+              </w:rPr>
+              <w:t>Integer</w:t>
+            </w:r>
+          </w:p>
+        </w:tc>
+        <w:tc>
+          <w:tcPr>
+            <w:tcW w:type="dxa" w:w="3600"/>
+          </w:tcPr>
+          <w:p>
+            <w:r>
+              <w:rPr>
+                <w:sz w:val="18"/>
+              </w:rPr>
+              <w:t>Order in chain (10, 20, 30…)</w:t>
+            </w:r>
+          </w:p>
+        </w:tc>
+      </w:tr>
+      <w:tr>
+        <w:tc>
+          <w:tcPr>
+            <w:tcW w:type="dxa" w:w="3600"/>
+          </w:tcPr>
+          <w:p>
+            <w:r>
+              <w:rPr>
+                <w:sz w:val="18"/>
+              </w:rPr>
+              <w:t>role</w:t>
+            </w:r>
+          </w:p>
+        </w:tc>
+        <w:tc>
+          <w:tcPr>
+            <w:tcW w:type="dxa" w:w="3600"/>
+          </w:tcPr>
+          <w:p>
+            <w:r>
+              <w:rPr>
+                <w:sz w:val="18"/>
+              </w:rPr>
+              <w:t>Selection</w:t>
+            </w:r>
+          </w:p>
+        </w:tc>
+        <w:tc>
+          <w:tcPr>
+            <w:tcW w:type="dxa" w:w="3600"/>
+          </w:tcPr>
+          <w:p>
+            <w:r>
+              <w:rPr>
+                <w:sz w:val="18"/>
+              </w:rPr>
+              <w:t>dept_manager | upper_manager | hr</w:t>
+            </w:r>
+          </w:p>
+        </w:tc>
+      </w:tr>
+      <w:tr>
+        <w:tc>
+          <w:tcPr>
+            <w:tcW w:type="dxa" w:w="3600"/>
+          </w:tcPr>
+          <w:p>
+            <w:r>
+              <w:rPr>
+                <w:sz w:val="18"/>
+              </w:rPr>
+              <w:t>approver_id</w:t>
+            </w:r>
+          </w:p>
+        </w:tc>
+        <w:tc>
+          <w:tcPr>
+            <w:tcW w:type="dxa" w:w="3600"/>
+          </w:tcPr>
+          <w:p>
+            <w:r>
+              <w:rPr>
+                <w:sz w:val="18"/>
+              </w:rPr>
+              <w:t>Many2one</w:t>
+            </w:r>
+          </w:p>
+        </w:tc>
+        <w:tc>
+          <w:tcPr>
+            <w:tcW w:type="dxa" w:w="3600"/>
+          </w:tcPr>
+          <w:p>
+            <w:r>
+              <w:rPr>
+                <w:sz w:val="18"/>
+              </w:rPr>
+              <w:t>Assigned approver user</w:t>
+            </w:r>
+          </w:p>
+        </w:tc>
+      </w:tr>
+      <w:tr>
+        <w:tc>
+          <w:tcPr>
+            <w:tcW w:type="dxa" w:w="3600"/>
+          </w:tcPr>
+          <w:p>
+            <w:r>
+              <w:rPr>
+                <w:sz w:val="18"/>
+              </w:rPr>
+              <w:t>state</w:t>
+            </w:r>
+          </w:p>
+        </w:tc>
+        <w:tc>
+          <w:tcPr>
+            <w:tcW w:type="dxa" w:w="3600"/>
+          </w:tcPr>
+          <w:p>
+            <w:r>
+              <w:rPr>
+                <w:sz w:val="18"/>
+              </w:rPr>
+              <w:t>Selection</w:t>
+            </w:r>
+          </w:p>
+        </w:tc>
+        <w:tc>
+          <w:tcPr>
+            <w:tcW w:type="dxa" w:w="3600"/>
+          </w:tcPr>
+          <w:p>
+            <w:r>
+              <w:rPr>
+                <w:sz w:val="18"/>
+              </w:rPr>
+              <w:t>pending | to_approve | approved | refused</w:t>
+            </w:r>
+          </w:p>
+        </w:tc>
+      </w:tr>
+      <w:tr>
+        <w:tc>
+          <w:tcPr>
+            <w:tcW w:type="dxa" w:w="3600"/>
+          </w:tcPr>
+          <w:p>
+            <w:r>
+              <w:rPr>
+                <w:sz w:val="18"/>
+              </w:rPr>
+              <w:t>decision_date</w:t>
+            </w:r>
+          </w:p>
+        </w:tc>
+        <w:tc>
+          <w:tcPr>
+            <w:tcW w:type="dxa" w:w="3600"/>
+          </w:tcPr>
+          <w:p>
+            <w:r>
+              <w:rPr>
+                <w:sz w:val="18"/>
+              </w:rPr>
+              <w:t>Datetime</w:t>
+            </w:r>
+          </w:p>
+        </w:tc>
+        <w:tc>
+          <w:tcPr>
+            <w:tcW w:type="dxa" w:w="3600"/>
+          </w:tcPr>
+          <w:p>
+            <w:r>
+              <w:rPr>
+                <w:sz w:val="18"/>
+              </w:rPr>
+              <w:t>When decision was made</w:t>
+            </w:r>
+          </w:p>
+        </w:tc>
+      </w:tr>
+      <w:tr>
+        <w:tc>
+          <w:tcPr>
+            <w:tcW w:type="dxa" w:w="3600"/>
+          </w:tcPr>
+          <w:p>
+            <w:r>
+              <w:rPr>
+                <w:sz w:val="18"/>
+              </w:rPr>
+              <w:t>comment</w:t>
+            </w:r>
+          </w:p>
+        </w:tc>
+        <w:tc>
+          <w:tcPr>
+            <w:tcW w:type="dxa" w:w="3600"/>
+          </w:tcPr>
+          <w:p>
+            <w:r>
+              <w:rPr>
+                <w:sz w:val="18"/>
+              </w:rPr>
+              <w:t>Text</w:t>
+            </w:r>
+          </w:p>
+        </w:tc>
+        <w:tc>
+          <w:tcPr>
+            <w:tcW w:type="dxa" w:w="3600"/>
+          </w:tcPr>
+          <w:p>
+            <w:r>
+              <w:rPr>
+                <w:sz w:val="18"/>
+              </w:rPr>
+              <w:t>Refusal reason or notes</w:t>
+            </w:r>
+          </w:p>
+        </w:tc>
+      </w:tr>
+    </w:tbl>
+    <w:p/>
+    <w:p>
+      <w:pPr>
+        <w:spacing w:before="200" w:after="80"/>
+      </w:pPr>
+      <w:r>
+        <w:rPr>
+          <w:b/>
+          <w:color w:val="156082"/>
+          <w:sz w:val="28"/>
+        </w:rPr>
+        <w:t>6.4 hr.approval.chain.service (Abstract — no table)</w:t>
+      </w:r>
+    </w:p>
+    <w:p>
+      <w:pPr>
+        <w:spacing w:after="120"/>
+      </w:pPr>
+      <w:r>
+        <w:rPr>
+          <w:color w:val="333333"/>
+          <w:sz w:val="22"/>
+        </w:rPr>
+        <w:t>AbstractModel — logic only. Resolves (role, approver_user) tuples for any employee.</w:t>
+      </w:r>
+    </w:p>
+    <w:p>
+      <w:pPr>
+        <w:spacing w:before="200" w:after="80"/>
+      </w:pPr>
+      <w:r>
+        <w:rPr>
+          <w:b/>
+          <w:color w:val="156082"/>
+          <w:sz w:val="28"/>
+        </w:rPr>
+        <w:t>6.5 hr.approval.chain.mixin (Abstract — no table)</w:t>
+      </w:r>
+    </w:p>
+    <w:p>
+      <w:pPr>
+        <w:spacing w:after="120"/>
+      </w:pPr>
+      <w:r>
+        <w:rPr>
+          <w:color w:val="333333"/>
+          <w:sz w:val="22"/>
+        </w:rPr>
+        <w:t>AbstractModel — generic submit, approve, refuse, activity scheduling.</w:t>
+      </w:r>
+    </w:p>
+    <w:p>
+      <w:pPr>
+        <w:spacing w:before="200" w:after="80"/>
+      </w:pPr>
+      <w:r>
+        <w:rPr>
+          <w:b/>
+          <w:color w:val="156082"/>
+          <w:sz w:val="28"/>
+        </w:rPr>
+        <w:t>6.6 res.company extensions (columns added to res_company)</w:t>
       </w:r>
     </w:p>
     <w:tbl>
@@ -2830,7 +4154,7 @@
               <w:rPr>
                 <w:sz w:val="18"/>
               </w:rPr>
-              <w:t>Many2one</w:t>
+              <w:t>Integer FK</w:t>
             </w:r>
           </w:p>
         </w:tc>
@@ -2843,7 +4167,7 @@
               <w:rPr>
                 <w:sz w:val="18"/>
               </w:rPr>
-              <w:t>Regular</w:t>
+              <w:t>Regular type</w:t>
             </w:r>
           </w:p>
         </w:tc>
@@ -2856,7 +4180,7 @@
               <w:rPr>
                 <w:sz w:val="18"/>
               </w:rPr>
-              <w:t>Default overtime type for new requests</w:t>
+              <w:t>Regular working day multiplier</w:t>
             </w:r>
           </w:p>
         </w:tc>
@@ -2871,6 +4195,168 @@
               <w:rPr>
                 <w:sz w:val="18"/>
               </w:rPr>
+              <w:t>overtime_weekend_type_id</w:t>
+            </w:r>
+          </w:p>
+        </w:tc>
+        <w:tc>
+          <w:tcPr>
+            <w:tcW w:type="dxa" w:w="2700"/>
+          </w:tcPr>
+          <w:p>
+            <w:r>
+              <w:rPr>
+                <w:sz w:val="18"/>
+              </w:rPr>
+              <w:t>Integer FK</w:t>
+            </w:r>
+          </w:p>
+        </w:tc>
+        <w:tc>
+          <w:tcPr>
+            <w:tcW w:type="dxa" w:w="2700"/>
+          </w:tcPr>
+          <w:p>
+            <w:r>
+              <w:rPr>
+                <w:sz w:val="18"/>
+              </w:rPr>
+              <w:t>Weekend type</w:t>
+            </w:r>
+          </w:p>
+        </w:tc>
+        <w:tc>
+          <w:tcPr>
+            <w:tcW w:type="dxa" w:w="2700"/>
+          </w:tcPr>
+          <w:p>
+            <w:r>
+              <w:rPr>
+                <w:sz w:val="18"/>
+              </w:rPr>
+              <w:t>Weekend day multiplier</w:t>
+            </w:r>
+          </w:p>
+        </w:tc>
+      </w:tr>
+      <w:tr>
+        <w:tc>
+          <w:tcPr>
+            <w:tcW w:type="dxa" w:w="2700"/>
+          </w:tcPr>
+          <w:p>
+            <w:r>
+              <w:rPr>
+                <w:sz w:val="18"/>
+              </w:rPr>
+              <w:t>overtime_holiday_type_id</w:t>
+            </w:r>
+          </w:p>
+        </w:tc>
+        <w:tc>
+          <w:tcPr>
+            <w:tcW w:type="dxa" w:w="2700"/>
+          </w:tcPr>
+          <w:p>
+            <w:r>
+              <w:rPr>
+                <w:sz w:val="18"/>
+              </w:rPr>
+              <w:t>Integer FK</w:t>
+            </w:r>
+          </w:p>
+        </w:tc>
+        <w:tc>
+          <w:tcPr>
+            <w:tcW w:type="dxa" w:w="2700"/>
+          </w:tcPr>
+          <w:p>
+            <w:r>
+              <w:rPr>
+                <w:sz w:val="18"/>
+              </w:rPr>
+              <w:t>Day Off type</w:t>
+            </w:r>
+          </w:p>
+        </w:tc>
+        <w:tc>
+          <w:tcPr>
+            <w:tcW w:type="dxa" w:w="2700"/>
+          </w:tcPr>
+          <w:p>
+            <w:r>
+              <w:rPr>
+                <w:sz w:val="18"/>
+              </w:rPr>
+              <w:t>Public holiday multiplier</w:t>
+            </w:r>
+          </w:p>
+        </w:tc>
+      </w:tr>
+      <w:tr>
+        <w:tc>
+          <w:tcPr>
+            <w:tcW w:type="dxa" w:w="2700"/>
+          </w:tcPr>
+          <w:p>
+            <w:r>
+              <w:rPr>
+                <w:sz w:val="18"/>
+              </w:rPr>
+              <w:t>overtime_weekend_weekdays</w:t>
+            </w:r>
+          </w:p>
+        </w:tc>
+        <w:tc>
+          <w:tcPr>
+            <w:tcW w:type="dxa" w:w="2700"/>
+          </w:tcPr>
+          <w:p>
+            <w:r>
+              <w:rPr>
+                <w:sz w:val="18"/>
+              </w:rPr>
+              <w:t>Varchar</w:t>
+            </w:r>
+          </w:p>
+        </w:tc>
+        <w:tc>
+          <w:tcPr>
+            <w:tcW w:type="dxa" w:w="2700"/>
+          </w:tcPr>
+          <w:p>
+            <w:r>
+              <w:rPr>
+                <w:sz w:val="18"/>
+              </w:rPr>
+              <w:t>4,5</w:t>
+            </w:r>
+          </w:p>
+        </w:tc>
+        <w:tc>
+          <w:tcPr>
+            <w:tcW w:type="dxa" w:w="2700"/>
+          </w:tcPr>
+          <w:p>
+            <w:r>
+              <w:rPr>
+                <w:sz w:val="18"/>
+              </w:rPr>
+              <w:t>Weekend weekday numbers (Mon=0)</w:t>
+            </w:r>
+          </w:p>
+        </w:tc>
+      </w:tr>
+      <w:tr>
+        <w:tc>
+          <w:tcPr>
+            <w:tcW w:type="dxa" w:w="2700"/>
+          </w:tcPr>
+          <w:p>
+            <w:r>
+              <w:rPr>
+                <w:sz w:val="18"/>
+              </w:rPr>
               <w:t>overtime_daily_hours_cap</w:t>
             </w:r>
           </w:p>
@@ -2910,7 +4396,7 @@
               <w:rPr>
                 <w:sz w:val="18"/>
               </w:rPr>
-              <w:t>Warning if single request exceeds hours</w:t>
+              <w:t>Warning threshold for long requests</w:t>
             </w:r>
           </w:p>
         </w:tc>
@@ -2964,13 +4450,74 @@
               <w:rPr>
                 <w:sz w:val="18"/>
               </w:rPr>
-              <w:t>Fallback divisor: wage ÷ hours for hourly cost</w:t>
+              <w:t>Wage ÷ hours fallback for hourly cost</w:t>
             </w:r>
           </w:p>
         </w:tc>
       </w:tr>
     </w:tbl>
     <w:p/>
+    <w:p>
+      <w:pPr>
+        <w:spacing w:before="200" w:after="80"/>
+      </w:pPr>
+      <w:r>
+        <w:rPr>
+          <w:b/>
+          <w:color w:val="156082"/>
+          <w:sz w:val="28"/>
+        </w:rPr>
+        <w:t>6.7 Entity Relationship Summary</w:t>
+      </w:r>
+    </w:p>
+    <w:p>
+      <w:pPr>
+        <w:spacing w:after="120"/>
+      </w:pPr>
+      <w:r>
+        <w:rPr>
+          <w:color w:val="333333"/>
+          <w:sz w:val="22"/>
+        </w:rPr>
+        <w:t>hr_employee → hr_overtime_request → hr_overtime_approval_line</w:t>
+      </w:r>
+    </w:p>
+    <w:p>
+      <w:pPr>
+        <w:spacing w:after="120"/>
+      </w:pPr>
+      <w:r>
+        <w:rPr>
+          <w:color w:val="333333"/>
+          <w:sz w:val="22"/>
+        </w:rPr>
+        <w:t>hr_overtime_request → hr_overtime_type (by category + company branch)</w:t>
+      </w:r>
+    </w:p>
+    <w:p>
+      <w:pPr>
+        <w:spacing w:after="120"/>
+      </w:pPr>
+      <w:r>
+        <w:rPr>
+          <w:color w:val="333333"/>
+          <w:sz w:val="22"/>
+        </w:rPr>
+        <w:t>hr_overtime_request → project_project / project_task → account_analytic_line (optional)</w:t>
+      </w:r>
+    </w:p>
+    <w:p>
+      <w:pPr>
+        <w:spacing w:after="120"/>
+      </w:pPr>
+      <w:r>
+        <w:rPr>
+          <w:color w:val="333333"/>
+          <w:sz w:val="22"/>
+        </w:rPr>
+        <w:t>res_company → 3× hr_overtime_type (regular, weekend, day_off) per branch</w:t>
+      </w:r>
+    </w:p>
     <w:p>
       <w:pPr>
         <w:shd w:fill="E8E8E8" w:val="clear"/>
@@ -2982,7 +4529,7 @@
           <w:color w:val="0E2841"/>
           <w:sz w:val="36"/>
         </w:rPr>
-        <w:t>6. Cost Calculation</w:t>
+        <w:t>7. Cost Calculation</w:t>
       </w:r>
     </w:p>
     <w:p>
@@ -3007,7 +4554,7 @@
           <w:color w:val="156082"/>
           <w:sz w:val="28"/>
         </w:rPr>
-        <w:t>6.1 Hourly Cost (Odoo 19)</w:t>
+        <w:t>7.1 Hourly Cost (Odoo 19)</w:t>
       </w:r>
     </w:p>
     <w:p>
@@ -3071,7 +4618,7 @@
           <w:color w:val="0E2841"/>
           <w:sz w:val="36"/>
         </w:rPr>
-        <w:t>7. Security Groups &amp; Access</w:t>
+        <w:t>8. Security Groups &amp; Access</w:t>
       </w:r>
     </w:p>
     <w:tbl>
@@ -3318,7 +4865,7 @@
           <w:color w:val="0E2841"/>
           <w:sz w:val="36"/>
         </w:rPr>
-        <w:t>8. User Interface</w:t>
+        <w:t>9. User Interface</w:t>
       </w:r>
     </w:p>
     <w:tbl>
@@ -3476,7 +5023,7 @@
               <w:rPr>
                 <w:sz w:val="18"/>
               </w:rPr>
-              <w:t>Admin — rate multipliers</w:t>
+              <w:t>Per-branch Regular / Weekend / Day Off multipliers</w:t>
             </w:r>
           </w:p>
         </w:tc>
@@ -3504,7 +5051,7 @@
               <w:rPr>
                 <w:sz w:val="18"/>
               </w:rPr>
-              <w:t>Company configuration</w:t>
+              <w:t>Company branch settings + type links</w:t>
             </w:r>
           </w:p>
         </w:tc>
@@ -3534,7 +5081,7 @@
           <w:color w:val="0E2841"/>
           <w:sz w:val="36"/>
         </w:rPr>
-        <w:t>9. Integrations</w:t>
+        <w:t>10. Integrations</w:t>
       </w:r>
     </w:p>
     <w:p>
@@ -3547,7 +5094,7 @@
           <w:color w:val="156082"/>
           <w:sz w:val="28"/>
         </w:rPr>
-        <w:t>9.1 Timesheets (account.analytic.line)</w:t>
+        <w:t>10.1 Timesheets (account.analytic.line)</w:t>
       </w:r>
     </w:p>
     <w:p>
@@ -3572,7 +5119,7 @@
           <w:color w:val="156082"/>
           <w:sz w:val="28"/>
         </w:rPr>
-        <w:t>9.2 Payroll (optional — hr_overtime_payroll)</w:t>
+        <w:t>10.2 Payroll (optional — hr_overtime_payroll)</w:t>
       </w:r>
     </w:p>
     <w:p>
@@ -3598,7 +5145,7 @@
           <w:color w:val="0E2841"/>
           <w:sz w:val="36"/>
         </w:rPr>
-        <w:t>10. Issues Encountered &amp; Resolutions</w:t>
+        <w:t>11. Issues Encountered &amp; Resolutions</w:t>
       </w:r>
     </w:p>
     <w:tbl>
@@ -3924,33 +5471,156 @@
               <w:rPr>
                 <w:sz w:val="18"/>
               </w:rPr>
-              <w:t>PDF: wkhtmltopdf not found</w:t>
-            </w:r>
-          </w:p>
-        </w:tc>
-        <w:tc>
-          <w:tcPr>
-            <w:tcW w:type="dxa" w:w="3600"/>
-          </w:tcPr>
-          <w:p>
-            <w:r>
-              <w:rPr>
-                <w:sz w:val="18"/>
-              </w:rPr>
-              <w:t>Binary not installed on Windows</w:t>
-            </w:r>
-          </w:p>
-        </w:tc>
-        <w:tc>
-          <w:tcPr>
-            <w:tcW w:type="dxa" w:w="3600"/>
-          </w:tcPr>
-          <w:p>
-            <w:r>
-              <w:rPr>
-                <w:sz w:val="18"/>
-              </w:rPr>
-              <w:t>Installed wkhtmltopdf 0.12.6 via winget</w:t>
+              <w:t>Missing overtime_type_id on save</w:t>
+            </w:r>
+          </w:p>
+        </w:tc>
+        <w:tc>
+          <w:tcPr>
+            <w:tcW w:type="dxa" w:w="3600"/>
+          </w:tcPr>
+          <w:p>
+            <w:r>
+              <w:rPr>
+                <w:sz w:val="18"/>
+              </w:rPr>
+              <w:t>Computed field not set before INSERT</w:t>
+            </w:r>
+          </w:p>
+        </w:tc>
+        <w:tc>
+          <w:tcPr>
+            <w:tcW w:type="dxa" w:w="3600"/>
+          </w:tcPr>
+          <w:p>
+            <w:r>
+              <w:rPr>
+                <w:sz w:val="18"/>
+              </w:rPr>
+              <w:t>Pre-resolve type in create(); category enums</w:t>
+            </w:r>
+          </w:p>
+        </w:tc>
+      </w:tr>
+      <w:tr>
+        <w:tc>
+          <w:tcPr>
+            <w:tcW w:type="dxa" w:w="3600"/>
+          </w:tcPr>
+          <w:p>
+            <w:r>
+              <w:rPr>
+                <w:sz w:val="18"/>
+              </w:rPr>
+              <w:t>overtime_weekend_weekdays column missing</w:t>
+            </w:r>
+          </w:p>
+        </w:tc>
+        <w:tc>
+          <w:tcPr>
+            <w:tcW w:type="dxa" w:w="3600"/>
+          </w:tcPr>
+          <w:p>
+            <w:r>
+              <w:rPr>
+                <w:sz w:val="18"/>
+              </w:rPr>
+              <w:t>Module not upgraded</w:t>
+            </w:r>
+          </w:p>
+        </w:tc>
+        <w:tc>
+          <w:tcPr>
+            <w:tcW w:type="dxa" w:w="3600"/>
+          </w:tcPr>
+          <w:p>
+            <w:r>
+              <w:rPr>
+                <w:sz w:val="18"/>
+              </w:rPr>
+              <w:t>SQL migration + module upgrade</w:t>
+            </w:r>
+          </w:p>
+        </w:tc>
+      </w:tr>
+      <w:tr>
+        <w:tc>
+          <w:tcPr>
+            <w:tcW w:type="dxa" w:w="3600"/>
+          </w:tcPr>
+          <w:p>
+            <w:r>
+              <w:rPr>
+                <w:sz w:val="18"/>
+              </w:rPr>
+              <w:t>Menu server action TypeError</w:t>
+            </w:r>
+          </w:p>
+        </w:tc>
+        <w:tc>
+          <w:tcPr>
+            <w:tcW w:type="dxa" w:w="3600"/>
+          </w:tcPr>
+          <w:p>
+            <w:r>
+              <w:rPr>
+                <w:sz w:val="18"/>
+              </w:rPr>
+              <w:t>action context is a string not dict</w:t>
+            </w:r>
+          </w:p>
+        </w:tc>
+        <w:tc>
+          <w:tcPr>
+            <w:tcW w:type="dxa" w:w="3600"/>
+          </w:tcPr>
+          <w:p>
+            <w:r>
+              <w:rPr>
+                <w:sz w:val="18"/>
+              </w:rPr>
+              <w:t>literal_eval before merge</w:t>
+            </w:r>
+          </w:p>
+        </w:tc>
+      </w:tr>
+      <w:tr>
+        <w:tc>
+          <w:tcPr>
+            <w:tcW w:type="dxa" w:w="3600"/>
+          </w:tcPr>
+          <w:p>
+            <w:r>
+              <w:rPr>
+                <w:sz w:val="18"/>
+              </w:rPr>
+              <w:t>Multi-company project access</w:t>
+            </w:r>
+          </w:p>
+        </w:tc>
+        <w:tc>
+          <w:tcPr>
+            <w:tcW w:type="dxa" w:w="3600"/>
+          </w:tcPr>
+          <w:p>
+            <w:r>
+              <w:rPr>
+                <w:sz w:val="18"/>
+              </w:rPr>
+              <w:t>Session company ≠ employee company</w:t>
+            </w:r>
+          </w:p>
+        </w:tc>
+        <w:tc>
+          <w:tcPr>
+            <w:tcW w:type="dxa" w:w="3600"/>
+          </w:tcPr>
+          <w:p>
+            <w:r>
+              <w:rPr>
+                <w:sz w:val="18"/>
+              </w:rPr>
+              <w:t>allowed_company_ids + record rules</w:t>
             </w:r>
           </w:p>
         </w:tc>
@@ -3968,7 +5638,7 @@
           <w:color w:val="0E2841"/>
           <w:sz w:val="36"/>
         </w:rPr>
-        <w:t>11. Configuration Checklist</w:t>
+        <w:t>12. Configuration Checklist (Multi-Company)</w:t>
       </w:r>
     </w:p>
     <w:p>
@@ -3994,7 +5664,7 @@
           <w:color w:val="333333"/>
           <w:sz w:val="22"/>
         </w:rPr>
-        <w:t>• 2. Assign users to security groups (especially Officer: Overtime HR Approval).</w:t>
+        <w:t>• 2. For each company branch: verify 3 overtime types exist (auto-created on company create).</w:t>
       </w:r>
     </w:p>
     <w:p>
@@ -4007,7 +5677,7 @@
           <w:color w:val="333333"/>
           <w:sz w:val="22"/>
         </w:rPr>
-        <w:t>• 3. Verify overtime types and multipliers under Overtime → Configuration.</w:t>
+        <w:t>• 3. Set rate multipliers per branch under Overtime → Configuration → Overtime Types.</w:t>
       </w:r>
     </w:p>
     <w:p>
@@ -4020,7 +5690,7 @@
           <w:color w:val="333333"/>
           <w:sz w:val="22"/>
         </w:rPr>
-        <w:t>• 4. Set company settings: default type, daily cap, hours/month divisor, timesheet toggle.</w:t>
+        <w:t>• 4. Configure weekend weekdays per branch in Settings → HR → Overtime (default 4,5 = Fri/Sat).</w:t>
       </w:r>
     </w:p>
     <w:p>
@@ -4033,7 +5703,7 @@
           <w:color w:val="333333"/>
           <w:sz w:val="22"/>
         </w:rPr>
-        <w:t>• 5. Ensure employees have contract wage and work schedule on hr.version.</w:t>
+        <w:t>• 5. Assign users to Officer: Overtime HR Approval for each branch that needs HR approval.</w:t>
       </w:r>
     </w:p>
     <w:p>
@@ -4046,7 +5716,7 @@
           <w:color w:val="333333"/>
           <w:sz w:val="22"/>
         </w:rPr>
-        <w:t>• 6. Optional: install hr_overtime_payroll for payslip integration.</w:t>
+        <w:t>• 6. Ensure employees have wage on hr.version and projects allow timesheets.</w:t>
       </w:r>
     </w:p>
     <w:p>
@@ -4059,7 +5729,7 @@
           <w:color w:val="333333"/>
           <w:sz w:val="22"/>
         </w:rPr>
-        <w:t>• 7. Optional: add C:\Program Files\wkhtmltopdf\bin to PATH for PDF reports.</w:t>
+        <w:t>• 7. Optional: install hr_overtime_payroll for payslip integration.</w:t>
       </w:r>
     </w:p>
     <w:p>
@@ -4073,7 +5743,7 @@
           <w:color w:val="0E2841"/>
           <w:sz w:val="36"/>
         </w:rPr>
-        <w:t>12. End-User Guide</w:t>
+        <w:t>13. End-User Guide</w:t>
       </w:r>
     </w:p>
     <w:p>
@@ -4086,7 +5756,7 @@
           <w:color w:val="156082"/>
           <w:sz w:val="28"/>
         </w:rPr>
-        <w:t>12.1 Employee — Submit Overtime</w:t>
+        <w:t>13.1 Employee — Submit Overtime</w:t>
       </w:r>
     </w:p>
     <w:p>
@@ -4112,7 +5782,7 @@
           <w:color w:val="333333"/>
           <w:sz w:val="22"/>
         </w:rPr>
-        <w:t>• Select employee, start/end date &amp; time, overtime type, project, task, description.</w:t>
+        <w:t>• Set start/end date &amp; time, project, task, description (type is auto-set from date).</w:t>
       </w:r>
     </w:p>
     <w:p>
@@ -4138,7 +5808,7 @@
           <w:color w:val="333333"/>
           <w:sz w:val="22"/>
         </w:rPr>
-        <w:t>• Track status in form statusbar and Approval History tab.</w:t>
+        <w:t>• Overtime Type and Total Cost update automatically (Regular / Weekend / Day Off).</w:t>
       </w:r>
     </w:p>
     <w:p>
@@ -4151,7 +5821,7 @@
           <w:color w:val="156082"/>
           <w:sz w:val="28"/>
         </w:rPr>
-        <w:t>12.2 Manager — Approve</w:t>
+        <w:t>13.2 Manager — Approve</w:t>
       </w:r>
     </w:p>
     <w:p>
@@ -4203,7 +5873,72 @@
           <w:color w:val="156082"/>
           <w:sz w:val="28"/>
         </w:rPr>
-        <w:t>12.3 HR — Final Approval</w:t>
+        <w:t>13.3 HR — Configure Branch Rates</w:t>
+      </w:r>
+    </w:p>
+    <w:p>
+      <w:pPr>
+        <w:spacing w:after="60"/>
+        <w:ind w:left="425"/>
+      </w:pPr>
+      <w:r>
+        <w:rPr>
+          <w:color w:val="333333"/>
+          <w:sz w:val="22"/>
+        </w:rPr>
+        <w:t>• Switch to the company branch (company selector in top bar).</w:t>
+      </w:r>
+    </w:p>
+    <w:p>
+      <w:pPr>
+        <w:spacing w:after="60"/>
+        <w:ind w:left="425"/>
+      </w:pPr>
+      <w:r>
+        <w:rPr>
+          <w:color w:val="333333"/>
+          <w:sz w:val="22"/>
+        </w:rPr>
+        <w:t>• Open Overtime → Configuration → Overtime Types — grouped by company.</w:t>
+      </w:r>
+    </w:p>
+    <w:p>
+      <w:pPr>
+        <w:spacing w:after="60"/>
+        <w:ind w:left="425"/>
+      </w:pPr>
+      <w:r>
+        <w:rPr>
+          <w:color w:val="333333"/>
+          <w:sz w:val="22"/>
+        </w:rPr>
+        <w:t>• Edit Regular / Weekend / Day Off records and change Rate Multiplier per branch.</w:t>
+      </w:r>
+    </w:p>
+    <w:p>
+      <w:pPr>
+        <w:spacing w:after="60"/>
+        <w:ind w:left="425"/>
+      </w:pPr>
+      <w:r>
+        <w:rPr>
+          <w:color w:val="333333"/>
+          <w:sz w:val="22"/>
+        </w:rPr>
+        <w:t>• Or use Settings → HR → Overtime to link types and set weekend weekdays.</w:t>
+      </w:r>
+    </w:p>
+    <w:p>
+      <w:pPr>
+        <w:spacing w:before="200" w:after="80"/>
+      </w:pPr>
+      <w:r>
+        <w:rPr>
+          <w:b/>
+          <w:color w:val="156082"/>
+          <w:sz w:val="28"/>
+        </w:rPr>
+        <w:t>13.4 HR — Final Approval</w:t>
       </w:r>
     </w:p>
     <w:p>
@@ -4243,7 +5978,7 @@
           <w:color w:val="0E2841"/>
           <w:sz w:val="36"/>
         </w:rPr>
-        <w:t>13. Technical File Structure</w:t>
+        <w:t>14. Technical File Structure</w:t>
       </w:r>
     </w:p>
     <w:p>
@@ -4385,7 +6120,7 @@
           <w:color w:val="333333"/>
           <w:sz w:val="22"/>
         </w:rPr>
-        <w:t>• tests/test_hr_overtime.py — automated tests</w:t>
+        <w:t>• hooks.py — post_init: provision overtime types for all company branches</w:t>
       </w:r>
     </w:p>
     <w:p>
@@ -4398,7 +6133,20 @@
           <w:color w:val="333333"/>
           <w:sz w:val="22"/>
         </w:rPr>
-        <w:t>• migrations/ — database upgrade scripts</w:t>
+        <w:t>• tests/test_hr_overtime.py — automated tests</w:t>
+      </w:r>
+    </w:p>
+    <w:p>
+      <w:pPr>
+        <w:spacing w:after="60"/>
+        <w:ind w:left="425"/>
+      </w:pPr>
+      <w:r>
+        <w:rPr>
+          <w:color w:val="333333"/>
+          <w:sz w:val="22"/>
+        </w:rPr>
+        <w:t>• doc/generate_full_documentation.py — this PDF/DOCX generator</w:t>
       </w:r>
     </w:p>
     <w:p>
@@ -4412,7 +6160,7 @@
           <w:color w:val="0E2841"/>
           <w:sz w:val="36"/>
         </w:rPr>
-        <w:t>14. Upgrade &amp; Maintenance</w:t>
+        <w:t>15. Upgrade &amp; Maintenance</w:t>
       </w:r>
     </w:p>
     <w:p>
